--- a/kirik/reports/Отчёт_ЛР_01.docx
+++ b/kirik/reports/Отчёт_ЛР_01.docx
@@ -219,6 +219,22 @@
         <w:pStyle w:val="Heading2"/>
       </w:pPr>
       <w:r>
+        <w:t xml:space="preserve">Компоновка интерфейса</w:t>
+      </w:r>
+    </w:p>
+    <w:p>
+      <w:pPr>
+        <w:pStyle w:val="Normal"/>
+      </w:pPr>
+      <w:r>
+        <w:t xml:space="preserve">Веб-калькулятор использует отдельные области ввода выражения и результата. Мобильный калькулятор показывает последнее вычисление крупной карточкой, четыре действия в одном ряду и ленту истории. Подключение открывается в отдельной нижней панели; транспорт и контроллер не зависят от этой компоновки.</w:t>
+      </w:r>
+    </w:p>
+    <w:p>
+      <w:pPr>
+        <w:pStyle w:val="Heading2"/>
+      </w:pPr>
+      <w:r>
         <w:t xml:space="preserve">2.3. Основные файлы</w:t>
       </w:r>
     </w:p>
@@ -799,11 +815,6 @@
       <w:pPr>
         <w:pStyle w:val="Code"/>
       </w:pPr>
-    </w:p>
-    <w:p>
-      <w:pPr>
-        <w:pStyle w:val="Code"/>
-      </w:pPr>
       <w:r>
         <w:t xml:space="preserve">&lt;head&gt;</w:t>
       </w:r>
@@ -813,31 +824,15 @@
         <w:pStyle w:val="Code"/>
       </w:pPr>
       <w:r>
-        <w:t xml:space="preserve">    &lt;meta charset="utf-8"&gt;</w:t>
-      </w:r>
-    </w:p>
-    <w:p>
-      <w:pPr>
-        <w:pStyle w:val="Code"/>
-      </w:pPr>
-      <w:r>
-        <w:t xml:space="preserve">    &lt;meta name="viewport" content="width=device-width, initial-scale=1"&gt;</w:t>
-      </w:r>
-    </w:p>
-    <w:p>
-      <w:pPr>
-        <w:pStyle w:val="Code"/>
-      </w:pPr>
-      <w:r>
-        <w:t xml:space="preserve">    &lt;title&gt;Калькулятор&lt;/title&gt;</w:t>
-      </w:r>
-    </w:p>
-    <w:p>
-      <w:pPr>
-        <w:pStyle w:val="Code"/>
-      </w:pPr>
-      <w:r>
-        <w:t xml:space="preserve">    &lt;link rel="stylesheet" href="/styles.css"&gt;</w:t>
+        <w:t xml:space="preserve">  &lt;meta charset="utf-8"&gt;&lt;meta name="viewport" content="width=device-width, initial-scale=1"&gt;</w:t>
+      </w:r>
+    </w:p>
+    <w:p>
+      <w:pPr>
+        <w:pStyle w:val="Code"/>
+      </w:pPr>
+      <w:r>
+        <w:t xml:space="preserve">  &lt;title&gt;Калькулятор&lt;/title&gt;&lt;link rel="stylesheet" href="/styles.css"&gt;</w:t>
       </w:r>
     </w:p>
     <w:p>
@@ -852,11 +847,6 @@
       <w:pPr>
         <w:pStyle w:val="Code"/>
       </w:pPr>
-    </w:p>
-    <w:p>
-      <w:pPr>
-        <w:pStyle w:val="Code"/>
-      </w:pPr>
       <w:r>
         <w:t xml:space="preserve">&lt;body&gt;</w:t>
       </w:r>
@@ -866,127 +856,119 @@
         <w:pStyle w:val="Code"/>
       </w:pPr>
       <w:r>
-        <w:t xml:space="preserve">    &lt;main&gt;</w:t>
-      </w:r>
-    </w:p>
-    <w:p>
-      <w:pPr>
-        <w:pStyle w:val="Code"/>
-      </w:pPr>
-      <w:r>
-        <w:t xml:space="preserve">        &lt;h1&gt;Простой калькулятор&lt;/h1&gt;</w:t>
-      </w:r>
-    </w:p>
-    <w:p>
-      <w:pPr>
-        <w:pStyle w:val="Code"/>
-      </w:pPr>
-      <w:r>
-        <w:t xml:space="preserve">        &lt;p&gt;Лабораторная №1 · вариант 1&lt;/p&gt;</w:t>
-      </w:r>
-    </w:p>
-    <w:p>
-      <w:pPr>
-        <w:pStyle w:val="Code"/>
-      </w:pPr>
-      <w:r>
-        <w:t xml:space="preserve">        &lt;form id="calculator"&gt;&lt;label&gt;Первое число&lt;input id="a" inputmode="decimal" value="12.5"</w:t>
-      </w:r>
-    </w:p>
-    <w:p>
-      <w:pPr>
-        <w:pStyle w:val="Code"/>
-      </w:pPr>
-      <w:r>
-        <w:t xml:space="preserve">                    required&gt;&lt;/label&gt;&lt;label&gt;Операция&lt;select id="operation"&gt;</w:t>
-      </w:r>
-    </w:p>
-    <w:p>
-      <w:pPr>
-        <w:pStyle w:val="Code"/>
-      </w:pPr>
-      <w:r>
-        <w:t xml:space="preserve">                    &lt;option&gt;+&lt;/option&gt;</w:t>
-      </w:r>
-    </w:p>
-    <w:p>
-      <w:pPr>
-        <w:pStyle w:val="Code"/>
-      </w:pPr>
-      <w:r>
-        <w:t xml:space="preserve">                    &lt;option&gt;-&lt;/option&gt;</w:t>
-      </w:r>
-    </w:p>
-    <w:p>
-      <w:pPr>
-        <w:pStyle w:val="Code"/>
-      </w:pPr>
-      <w:r>
-        <w:t xml:space="preserve">                    &lt;option&gt;*&lt;/option&gt;</w:t>
-      </w:r>
-    </w:p>
-    <w:p>
-      <w:pPr>
-        <w:pStyle w:val="Code"/>
-      </w:pPr>
-      <w:r>
-        <w:t xml:space="preserve">                    &lt;option&gt;/&lt;/option&gt;</w:t>
-      </w:r>
-    </w:p>
-    <w:p>
-      <w:pPr>
-        <w:pStyle w:val="Code"/>
-      </w:pPr>
-      <w:r>
-        <w:t xml:space="preserve">                &lt;/select&gt;&lt;/label&gt;&lt;label&gt;Второе число&lt;input id="b" inputmode="decimal" value="2" required&gt;&lt;/label&gt;&lt;button</w:t>
-      </w:r>
-    </w:p>
-    <w:p>
-      <w:pPr>
-        <w:pStyle w:val="Code"/>
-      </w:pPr>
-      <w:r>
-        <w:t xml:space="preserve">                id="submit"&gt;Вычислить&lt;/button&gt;&lt;/form&gt;</w:t>
-      </w:r>
-    </w:p>
-    <w:p>
-      <w:pPr>
-        <w:pStyle w:val="Code"/>
-      </w:pPr>
-      <w:r>
-        <w:t xml:space="preserve">        &lt;p id="result" aria-live="polite"&gt;&lt;/p&gt;</w:t>
-      </w:r>
-    </w:p>
-    <w:p>
-      <w:pPr>
-        <w:pStyle w:val="Code"/>
-      </w:pPr>
-      <w:r>
-        <w:t xml:space="preserve">        &lt;p id="error" role="alert"&gt;&lt;/p&gt;</w:t>
-      </w:r>
-    </w:p>
-    <w:p>
-      <w:pPr>
-        <w:pStyle w:val="Code"/>
-      </w:pPr>
-      <w:r>
-        <w:t xml:space="preserve">    &lt;/main&gt;</w:t>
-      </w:r>
-    </w:p>
-    <w:p>
-      <w:pPr>
-        <w:pStyle w:val="Code"/>
-      </w:pPr>
-      <w:r>
-        <w:t xml:space="preserve">    &lt;script src="/api.js"&gt;&lt;/script&gt;</w:t>
-      </w:r>
-    </w:p>
-    <w:p>
-      <w:pPr>
-        <w:pStyle w:val="Code"/>
-      </w:pPr>
-      <w:r>
-        <w:t xml:space="preserve">    &lt;script src="/app.js"&gt;&lt;/script&gt;</w:t>
+        <w:t xml:space="preserve">  &lt;main class="workspace"&gt;</w:t>
+      </w:r>
+    </w:p>
+    <w:p>
+      <w:pPr>
+        <w:pStyle w:val="Code"/>
+      </w:pPr>
+      <w:r>
+        <w:t xml:space="preserve">    &lt;header&gt;&lt;p class="eyebrow"&gt;KIRIK / ЛАБОРАТОРНАЯ 01&lt;/p&gt;&lt;h1&gt;Считаем&lt;br&gt;по порядку.&lt;/h1&gt;&lt;p&gt;Два числа, одно действие — готовый результат.&lt;/p&gt;&lt;/header&gt;</w:t>
+      </w:r>
+    </w:p>
+    <w:p>
+      <w:pPr>
+        <w:pStyle w:val="Code"/>
+      </w:pPr>
+      <w:r>
+        <w:t xml:space="preserve">    &lt;section class="calculator-panel" aria-label="Вычисление"&gt;</w:t>
+      </w:r>
+    </w:p>
+    <w:p>
+      <w:pPr>
+        <w:pStyle w:val="Code"/>
+      </w:pPr>
+      <w:r>
+        <w:t xml:space="preserve">      &lt;form id="calculator"&gt;</w:t>
+      </w:r>
+    </w:p>
+    <w:p>
+      <w:pPr>
+        <w:pStyle w:val="Code"/>
+      </w:pPr>
+      <w:r>
+        <w:t xml:space="preserve">        &lt;div class="operands"&gt;</w:t>
+      </w:r>
+    </w:p>
+    <w:p>
+      <w:pPr>
+        <w:pStyle w:val="Code"/>
+      </w:pPr>
+      <w:r>
+        <w:t xml:space="preserve">          &lt;label&gt;&lt;span&gt;01 · Первое число&lt;/span&gt;&lt;input id="a" inputmode="decimal" value="12.5" required&gt;&lt;/label&gt;</w:t>
+      </w:r>
+    </w:p>
+    <w:p>
+      <w:pPr>
+        <w:pStyle w:val="Code"/>
+      </w:pPr>
+      <w:r>
+        <w:t xml:space="preserve">          &lt;label class="operation"&gt;&lt;span&gt;Действие&lt;/span&gt;&lt;select id="operation"&gt;&lt;option&gt;+&lt;/option&gt;&lt;option&gt;-&lt;/option&gt;&lt;option&gt;*&lt;/option&gt;&lt;option&gt;/&lt;/option&gt;&lt;/select&gt;&lt;/label&gt;</w:t>
+      </w:r>
+    </w:p>
+    <w:p>
+      <w:pPr>
+        <w:pStyle w:val="Code"/>
+      </w:pPr>
+      <w:r>
+        <w:t xml:space="preserve">          &lt;label&gt;&lt;span&gt;02 · Второе число&lt;/span&gt;&lt;input id="b" inputmode="decimal" value="2" required&gt;&lt;/label&gt;</w:t>
+      </w:r>
+    </w:p>
+    <w:p>
+      <w:pPr>
+        <w:pStyle w:val="Code"/>
+      </w:pPr>
+      <w:r>
+        <w:t xml:space="preserve">        &lt;/div&gt;</w:t>
+      </w:r>
+    </w:p>
+    <w:p>
+      <w:pPr>
+        <w:pStyle w:val="Code"/>
+      </w:pPr>
+      <w:r>
+        <w:t xml:space="preserve">        &lt;button id="submit"&gt;Получить результат →&lt;/button&gt;</w:t>
+      </w:r>
+    </w:p>
+    <w:p>
+      <w:pPr>
+        <w:pStyle w:val="Code"/>
+      </w:pPr>
+      <w:r>
+        <w:t xml:space="preserve">      &lt;/form&gt;</w:t>
+      </w:r>
+    </w:p>
+    <w:p>
+      <w:pPr>
+        <w:pStyle w:val="Code"/>
+      </w:pPr>
+      <w:r>
+        <w:t xml:space="preserve">      &lt;div class="answer"&gt;&lt;span&gt;РЕЗУЛЬТАТ&lt;/span&gt;&lt;p id="result" aria-live="polite"&gt;&lt;/p&gt;&lt;p id="error" role="alert"&gt;&lt;/p&gt;&lt;/div&gt;</w:t>
+      </w:r>
+    </w:p>
+    <w:p>
+      <w:pPr>
+        <w:pStyle w:val="Code"/>
+      </w:pPr>
+      <w:r>
+        <w:t xml:space="preserve">    &lt;/section&gt;</w:t>
+      </w:r>
+    </w:p>
+    <w:p>
+      <w:pPr>
+        <w:pStyle w:val="Code"/>
+      </w:pPr>
+      <w:r>
+        <w:t xml:space="preserve">  &lt;/main&gt;</w:t>
+      </w:r>
+    </w:p>
+    <w:p>
+      <w:pPr>
+        <w:pStyle w:val="Code"/>
+      </w:pPr>
+      <w:r>
+        <w:t xml:space="preserve">  &lt;script src="/api.js"&gt;&lt;/script&gt;&lt;script src="/app.js"&gt;&lt;/script&gt;</w:t>
       </w:r>
     </w:p>
     <w:p>
@@ -1001,11 +983,6 @@
       <w:pPr>
         <w:pStyle w:val="Code"/>
       </w:pPr>
-    </w:p>
-    <w:p>
-      <w:pPr>
-        <w:pStyle w:val="Code"/>
-      </w:pPr>
       <w:r>
         <w:t xml:space="preserve">&lt;/html&gt;</w:t>
       </w:r>
@@ -1031,7 +1008,1071 @@
         <w:pStyle w:val="Code"/>
       </w:pPr>
       <w:r>
-        <w:t xml:space="preserve">body{font:18px sans-serif;max-width:680px;margin:40px auto;padding:18px;background:#eef2f8;color:#142235}main{background:white;border-radius:18px;padding:28px}label{display:block;margin:18px 0}input,select,button{font:inherit;box-sizing:border-box;padding:12px;width:100%;min-height:48px}button{margin-top:16px;background:#224bc4;color:white;border:0;border-radius:8px}#result,#error{overflow-wrap:anywhere;min-height:1.5em}#error{color:#a82020}input:focus,select:focus,button:focus{outline:3px solid #df971c}@media(max-width:600px){body{margin:0;padding:12px}main{padding:18px}}@media(max-width:360px){h1{font-size:26px}main{padding:12px}}</w:t>
+        <w:t xml:space="preserve">* {</w:t>
+      </w:r>
+    </w:p>
+    <w:p>
+      <w:pPr>
+        <w:pStyle w:val="Code"/>
+      </w:pPr>
+      <w:r>
+        <w:t xml:space="preserve">    box-sizing:border-box</w:t>
+      </w:r>
+    </w:p>
+    <w:p>
+      <w:pPr>
+        <w:pStyle w:val="Code"/>
+      </w:pPr>
+      <w:r>
+        <w:t xml:space="preserve">}</w:t>
+      </w:r>
+    </w:p>
+    <w:p>
+      <w:pPr>
+        <w:pStyle w:val="Code"/>
+      </w:pPr>
+      <w:r>
+        <w:t xml:space="preserve">body {</w:t>
+      </w:r>
+    </w:p>
+    <w:p>
+      <w:pPr>
+        <w:pStyle w:val="Code"/>
+      </w:pPr>
+      <w:r>
+        <w:t xml:space="preserve">    margin:0;</w:t>
+      </w:r>
+    </w:p>
+    <w:p>
+      <w:pPr>
+        <w:pStyle w:val="Code"/>
+      </w:pPr>
+      <w:r>
+        <w:t xml:space="preserve">    background:#f7f5ee;</w:t>
+      </w:r>
+    </w:p>
+    <w:p>
+      <w:pPr>
+        <w:pStyle w:val="Code"/>
+      </w:pPr>
+      <w:r>
+        <w:t xml:space="preserve">    color:#203931;</w:t>
+      </w:r>
+    </w:p>
+    <w:p>
+      <w:pPr>
+        <w:pStyle w:val="Code"/>
+      </w:pPr>
+      <w:r>
+        <w:t xml:space="preserve">    font:18px/1.5 sans-serif</w:t>
+      </w:r>
+    </w:p>
+    <w:p>
+      <w:pPr>
+        <w:pStyle w:val="Code"/>
+      </w:pPr>
+      <w:r>
+        <w:t xml:space="preserve">}</w:t>
+      </w:r>
+    </w:p>
+    <w:p>
+      <w:pPr>
+        <w:pStyle w:val="Code"/>
+      </w:pPr>
+      <w:r>
+        <w:t xml:space="preserve">.workspace {</w:t>
+      </w:r>
+    </w:p>
+    <w:p>
+      <w:pPr>
+        <w:pStyle w:val="Code"/>
+      </w:pPr>
+      <w:r>
+        <w:t xml:space="preserve">    max-width:1150px;</w:t>
+      </w:r>
+    </w:p>
+    <w:p>
+      <w:pPr>
+        <w:pStyle w:val="Code"/>
+      </w:pPr>
+      <w:r>
+        <w:t xml:space="preserve">    margin:auto;</w:t>
+      </w:r>
+    </w:p>
+    <w:p>
+      <w:pPr>
+        <w:pStyle w:val="Code"/>
+      </w:pPr>
+      <w:r>
+        <w:t xml:space="preserve">    padding:64px 28px</w:t>
+      </w:r>
+    </w:p>
+    <w:p>
+      <w:pPr>
+        <w:pStyle w:val="Code"/>
+      </w:pPr>
+      <w:r>
+        <w:t xml:space="preserve">}</w:t>
+      </w:r>
+    </w:p>
+    <w:p>
+      <w:pPr>
+        <w:pStyle w:val="Code"/>
+      </w:pPr>
+      <w:r>
+        <w:t xml:space="preserve">header {</w:t>
+      </w:r>
+    </w:p>
+    <w:p>
+      <w:pPr>
+        <w:pStyle w:val="Code"/>
+      </w:pPr>
+      <w:r>
+        <w:t xml:space="preserve">    padding-bottom:32px;</w:t>
+      </w:r>
+    </w:p>
+    <w:p>
+      <w:pPr>
+        <w:pStyle w:val="Code"/>
+      </w:pPr>
+      <w:r>
+        <w:t xml:space="preserve">    border-bottom:2px solid #203931</w:t>
+      </w:r>
+    </w:p>
+    <w:p>
+      <w:pPr>
+        <w:pStyle w:val="Code"/>
+      </w:pPr>
+      <w:r>
+        <w:t xml:space="preserve">}</w:t>
+      </w:r>
+    </w:p>
+    <w:p>
+      <w:pPr>
+        <w:pStyle w:val="Code"/>
+      </w:pPr>
+      <w:r>
+        <w:t xml:space="preserve">.eyebrow {</w:t>
+      </w:r>
+    </w:p>
+    <w:p>
+      <w:pPr>
+        <w:pStyle w:val="Code"/>
+      </w:pPr>
+      <w:r>
+        <w:t xml:space="preserve">    font-size:12px;</w:t>
+      </w:r>
+    </w:p>
+    <w:p>
+      <w:pPr>
+        <w:pStyle w:val="Code"/>
+      </w:pPr>
+      <w:r>
+        <w:t xml:space="preserve">    letter-spacing:3px</w:t>
+      </w:r>
+    </w:p>
+    <w:p>
+      <w:pPr>
+        <w:pStyle w:val="Code"/>
+      </w:pPr>
+      <w:r>
+        <w:t xml:space="preserve">}</w:t>
+      </w:r>
+    </w:p>
+    <w:p>
+      <w:pPr>
+        <w:pStyle w:val="Code"/>
+      </w:pPr>
+      <w:r>
+        <w:t xml:space="preserve">h1 {</w:t>
+      </w:r>
+    </w:p>
+    <w:p>
+      <w:pPr>
+        <w:pStyle w:val="Code"/>
+      </w:pPr>
+      <w:r>
+        <w:t xml:space="preserve">    font-size:60px;</w:t>
+      </w:r>
+    </w:p>
+    <w:p>
+      <w:pPr>
+        <w:pStyle w:val="Code"/>
+      </w:pPr>
+      <w:r>
+        <w:t xml:space="preserve">    line-height:1.05;</w:t>
+      </w:r>
+    </w:p>
+    <w:p>
+      <w:pPr>
+        <w:pStyle w:val="Code"/>
+      </w:pPr>
+      <w:r>
+        <w:t xml:space="preserve">    margin:22px 0</w:t>
+      </w:r>
+    </w:p>
+    <w:p>
+      <w:pPr>
+        <w:pStyle w:val="Code"/>
+      </w:pPr>
+      <w:r>
+        <w:t xml:space="preserve">}</w:t>
+      </w:r>
+    </w:p>
+    <w:p>
+      <w:pPr>
+        <w:pStyle w:val="Code"/>
+      </w:pPr>
+      <w:r>
+        <w:t xml:space="preserve">header&gt;p:last-child {</w:t>
+      </w:r>
+    </w:p>
+    <w:p>
+      <w:pPr>
+        <w:pStyle w:val="Code"/>
+      </w:pPr>
+      <w:r>
+        <w:t xml:space="preserve">    color:#52675d</w:t>
+      </w:r>
+    </w:p>
+    <w:p>
+      <w:pPr>
+        <w:pStyle w:val="Code"/>
+      </w:pPr>
+      <w:r>
+        <w:t xml:space="preserve">}</w:t>
+      </w:r>
+    </w:p>
+    <w:p>
+      <w:pPr>
+        <w:pStyle w:val="Code"/>
+      </w:pPr>
+      <w:r>
+        <w:t xml:space="preserve">.calculator-panel {</w:t>
+      </w:r>
+    </w:p>
+    <w:p>
+      <w:pPr>
+        <w:pStyle w:val="Code"/>
+      </w:pPr>
+      <w:r>
+        <w:t xml:space="preserve">    margin-top:36px</w:t>
+      </w:r>
+    </w:p>
+    <w:p>
+      <w:pPr>
+        <w:pStyle w:val="Code"/>
+      </w:pPr>
+      <w:r>
+        <w:t xml:space="preserve">}</w:t>
+      </w:r>
+    </w:p>
+    <w:p>
+      <w:pPr>
+        <w:pStyle w:val="Code"/>
+      </w:pPr>
+      <w:r>
+        <w:t xml:space="preserve">.operands {</w:t>
+      </w:r>
+    </w:p>
+    <w:p>
+      <w:pPr>
+        <w:pStyle w:val="Code"/>
+      </w:pPr>
+      <w:r>
+        <w:t xml:space="preserve">    display:flex;</w:t>
+      </w:r>
+    </w:p>
+    <w:p>
+      <w:pPr>
+        <w:pStyle w:val="Code"/>
+      </w:pPr>
+      <w:r>
+        <w:t xml:space="preserve">    align-items:end;</w:t>
+      </w:r>
+    </w:p>
+    <w:p>
+      <w:pPr>
+        <w:pStyle w:val="Code"/>
+      </w:pPr>
+      <w:r>
+        <w:t xml:space="preserve">    gap:18px</w:t>
+      </w:r>
+    </w:p>
+    <w:p>
+      <w:pPr>
+        <w:pStyle w:val="Code"/>
+      </w:pPr>
+      <w:r>
+        <w:t xml:space="preserve">}</w:t>
+      </w:r>
+    </w:p>
+    <w:p>
+      <w:pPr>
+        <w:pStyle w:val="Code"/>
+      </w:pPr>
+      <w:r>
+        <w:t xml:space="preserve">label {</w:t>
+      </w:r>
+    </w:p>
+    <w:p>
+      <w:pPr>
+        <w:pStyle w:val="Code"/>
+      </w:pPr>
+      <w:r>
+        <w:t xml:space="preserve">    display:block;</w:t>
+      </w:r>
+    </w:p>
+    <w:p>
+      <w:pPr>
+        <w:pStyle w:val="Code"/>
+      </w:pPr>
+      <w:r>
+        <w:t xml:space="preserve">    flex:1;</w:t>
+      </w:r>
+    </w:p>
+    <w:p>
+      <w:pPr>
+        <w:pStyle w:val="Code"/>
+      </w:pPr>
+      <w:r>
+        <w:t xml:space="preserve">    min-width:0</w:t>
+      </w:r>
+    </w:p>
+    <w:p>
+      <w:pPr>
+        <w:pStyle w:val="Code"/>
+      </w:pPr>
+      <w:r>
+        <w:t xml:space="preserve">}</w:t>
+      </w:r>
+    </w:p>
+    <w:p>
+      <w:pPr>
+        <w:pStyle w:val="Code"/>
+      </w:pPr>
+      <w:r>
+        <w:t xml:space="preserve">label span {</w:t>
+      </w:r>
+    </w:p>
+    <w:p>
+      <w:pPr>
+        <w:pStyle w:val="Code"/>
+      </w:pPr>
+      <w:r>
+        <w:t xml:space="preserve">    display:block;</w:t>
+      </w:r>
+    </w:p>
+    <w:p>
+      <w:pPr>
+        <w:pStyle w:val="Code"/>
+      </w:pPr>
+      <w:r>
+        <w:t xml:space="preserve">    font-size:14px;</w:t>
+      </w:r>
+    </w:p>
+    <w:p>
+      <w:pPr>
+        <w:pStyle w:val="Code"/>
+      </w:pPr>
+      <w:r>
+        <w:t xml:space="preserve">    margin-bottom:10px</w:t>
+      </w:r>
+    </w:p>
+    <w:p>
+      <w:pPr>
+        <w:pStyle w:val="Code"/>
+      </w:pPr>
+      <w:r>
+        <w:t xml:space="preserve">}</w:t>
+      </w:r>
+    </w:p>
+    <w:p>
+      <w:pPr>
+        <w:pStyle w:val="Code"/>
+      </w:pPr>
+      <w:r>
+        <w:t xml:space="preserve">.operation {</w:t>
+      </w:r>
+    </w:p>
+    <w:p>
+      <w:pPr>
+        <w:pStyle w:val="Code"/>
+      </w:pPr>
+      <w:r>
+        <w:t xml:space="preserve">    flex:0 0 100px</w:t>
+      </w:r>
+    </w:p>
+    <w:p>
+      <w:pPr>
+        <w:pStyle w:val="Code"/>
+      </w:pPr>
+      <w:r>
+        <w:t xml:space="preserve">}</w:t>
+      </w:r>
+    </w:p>
+    <w:p>
+      <w:pPr>
+        <w:pStyle w:val="Code"/>
+      </w:pPr>
+      <w:r>
+        <w:t xml:space="preserve">input,select {</w:t>
+      </w:r>
+    </w:p>
+    <w:p>
+      <w:pPr>
+        <w:pStyle w:val="Code"/>
+      </w:pPr>
+      <w:r>
+        <w:t xml:space="preserve">    width:100%;</w:t>
+      </w:r>
+    </w:p>
+    <w:p>
+      <w:pPr>
+        <w:pStyle w:val="Code"/>
+      </w:pPr>
+      <w:r>
+        <w:t xml:space="preserve">    font:inherit;</w:t>
+      </w:r>
+    </w:p>
+    <w:p>
+      <w:pPr>
+        <w:pStyle w:val="Code"/>
+      </w:pPr>
+      <w:r>
+        <w:t xml:space="preserve">    font-size:28px;</w:t>
+      </w:r>
+    </w:p>
+    <w:p>
+      <w:pPr>
+        <w:pStyle w:val="Code"/>
+      </w:pPr>
+      <w:r>
+        <w:t xml:space="preserve">    padding:18px 12px;</w:t>
+      </w:r>
+    </w:p>
+    <w:p>
+      <w:pPr>
+        <w:pStyle w:val="Code"/>
+      </w:pPr>
+      <w:r>
+        <w:t xml:space="preserve">    border:1px solid #9cafa5;</w:t>
+      </w:r>
+    </w:p>
+    <w:p>
+      <w:pPr>
+        <w:pStyle w:val="Code"/>
+      </w:pPr>
+      <w:r>
+        <w:t xml:space="preserve">    border-radius:0;</w:t>
+      </w:r>
+    </w:p>
+    <w:p>
+      <w:pPr>
+        <w:pStyle w:val="Code"/>
+      </w:pPr>
+      <w:r>
+        <w:t xml:space="preserve">    background:#fff;</w:t>
+      </w:r>
+    </w:p>
+    <w:p>
+      <w:pPr>
+        <w:pStyle w:val="Code"/>
+      </w:pPr>
+      <w:r>
+        <w:t xml:space="preserve">    color:#203931</w:t>
+      </w:r>
+    </w:p>
+    <w:p>
+      <w:pPr>
+        <w:pStyle w:val="Code"/>
+      </w:pPr>
+      <w:r>
+        <w:t xml:space="preserve">}</w:t>
+      </w:r>
+    </w:p>
+    <w:p>
+      <w:pPr>
+        <w:pStyle w:val="Code"/>
+      </w:pPr>
+      <w:r>
+        <w:t xml:space="preserve">button {</w:t>
+      </w:r>
+    </w:p>
+    <w:p>
+      <w:pPr>
+        <w:pStyle w:val="Code"/>
+      </w:pPr>
+      <w:r>
+        <w:t xml:space="preserve">    font:inherit;</w:t>
+      </w:r>
+    </w:p>
+    <w:p>
+      <w:pPr>
+        <w:pStyle w:val="Code"/>
+      </w:pPr>
+      <w:r>
+        <w:t xml:space="preserve">    min-height:54px;</w:t>
+      </w:r>
+    </w:p>
+    <w:p>
+      <w:pPr>
+        <w:pStyle w:val="Code"/>
+      </w:pPr>
+      <w:r>
+        <w:t xml:space="preserve">    padding:14px 24px;</w:t>
+      </w:r>
+    </w:p>
+    <w:p>
+      <w:pPr>
+        <w:pStyle w:val="Code"/>
+      </w:pPr>
+      <w:r>
+        <w:t xml:space="preserve">    cursor:pointer;</w:t>
+      </w:r>
+    </w:p>
+    <w:p>
+      <w:pPr>
+        <w:pStyle w:val="Code"/>
+      </w:pPr>
+      <w:r>
+        <w:t xml:space="preserve">    border:0;</w:t>
+      </w:r>
+    </w:p>
+    <w:p>
+      <w:pPr>
+        <w:pStyle w:val="Code"/>
+      </w:pPr>
+      <w:r>
+        <w:t xml:space="preserve">    background:#203931;</w:t>
+      </w:r>
+    </w:p>
+    <w:p>
+      <w:pPr>
+        <w:pStyle w:val="Code"/>
+      </w:pPr>
+      <w:r>
+        <w:t xml:space="preserve">    color:#fff;</w:t>
+      </w:r>
+    </w:p>
+    <w:p>
+      <w:pPr>
+        <w:pStyle w:val="Code"/>
+      </w:pPr>
+      <w:r>
+        <w:t xml:space="preserve">    margin-top:24px</w:t>
+      </w:r>
+    </w:p>
+    <w:p>
+      <w:pPr>
+        <w:pStyle w:val="Code"/>
+      </w:pPr>
+      <w:r>
+        <w:t xml:space="preserve">}</w:t>
+      </w:r>
+    </w:p>
+    <w:p>
+      <w:pPr>
+        <w:pStyle w:val="Code"/>
+      </w:pPr>
+      <w:r>
+        <w:t xml:space="preserve">button:disabled {</w:t>
+      </w:r>
+    </w:p>
+    <w:p>
+      <w:pPr>
+        <w:pStyle w:val="Code"/>
+      </w:pPr>
+      <w:r>
+        <w:t xml:space="preserve">    opacity:.55</w:t>
+      </w:r>
+    </w:p>
+    <w:p>
+      <w:pPr>
+        <w:pStyle w:val="Code"/>
+      </w:pPr>
+      <w:r>
+        <w:t xml:space="preserve">}</w:t>
+      </w:r>
+    </w:p>
+    <w:p>
+      <w:pPr>
+        <w:pStyle w:val="Code"/>
+      </w:pPr>
+      <w:r>
+        <w:t xml:space="preserve">.answer {</w:t>
+      </w:r>
+    </w:p>
+    <w:p>
+      <w:pPr>
+        <w:pStyle w:val="Code"/>
+      </w:pPr>
+      <w:r>
+        <w:t xml:space="preserve">    margin-top:36px;</w:t>
+      </w:r>
+    </w:p>
+    <w:p>
+      <w:pPr>
+        <w:pStyle w:val="Code"/>
+      </w:pPr>
+      <w:r>
+        <w:t xml:space="preserve">    border-left:5px solid #e0ad4f;</w:t>
+      </w:r>
+    </w:p>
+    <w:p>
+      <w:pPr>
+        <w:pStyle w:val="Code"/>
+      </w:pPr>
+      <w:r>
+        <w:t xml:space="preserve">    background:#edeadd;</w:t>
+      </w:r>
+    </w:p>
+    <w:p>
+      <w:pPr>
+        <w:pStyle w:val="Code"/>
+      </w:pPr>
+      <w:r>
+        <w:t xml:space="preserve">    padding:24px</w:t>
+      </w:r>
+    </w:p>
+    <w:p>
+      <w:pPr>
+        <w:pStyle w:val="Code"/>
+      </w:pPr>
+      <w:r>
+        <w:t xml:space="preserve">}</w:t>
+      </w:r>
+    </w:p>
+    <w:p>
+      <w:pPr>
+        <w:pStyle w:val="Code"/>
+      </w:pPr>
+      <w:r>
+        <w:t xml:space="preserve">.answer&gt;span {</w:t>
+      </w:r>
+    </w:p>
+    <w:p>
+      <w:pPr>
+        <w:pStyle w:val="Code"/>
+      </w:pPr>
+      <w:r>
+        <w:t xml:space="preserve">    font-size:12px;</w:t>
+      </w:r>
+    </w:p>
+    <w:p>
+      <w:pPr>
+        <w:pStyle w:val="Code"/>
+      </w:pPr>
+      <w:r>
+        <w:t xml:space="preserve">    letter-spacing:2px</w:t>
+      </w:r>
+    </w:p>
+    <w:p>
+      <w:pPr>
+        <w:pStyle w:val="Code"/>
+      </w:pPr>
+      <w:r>
+        <w:t xml:space="preserve">}</w:t>
+      </w:r>
+    </w:p>
+    <w:p>
+      <w:pPr>
+        <w:pStyle w:val="Code"/>
+      </w:pPr>
+      <w:r>
+        <w:t xml:space="preserve">#result {</w:t>
+      </w:r>
+    </w:p>
+    <w:p>
+      <w:pPr>
+        <w:pStyle w:val="Code"/>
+      </w:pPr>
+      <w:r>
+        <w:t xml:space="preserve">    font-size:36px;</w:t>
+      </w:r>
+    </w:p>
+    <w:p>
+      <w:pPr>
+        <w:pStyle w:val="Code"/>
+      </w:pPr>
+      <w:r>
+        <w:t xml:space="preserve">    margin:12px 0;</w:t>
+      </w:r>
+    </w:p>
+    <w:p>
+      <w:pPr>
+        <w:pStyle w:val="Code"/>
+      </w:pPr>
+      <w:r>
+        <w:t xml:space="preserve">    min-height:1.5em;</w:t>
+      </w:r>
+    </w:p>
+    <w:p>
+      <w:pPr>
+        <w:pStyle w:val="Code"/>
+      </w:pPr>
+      <w:r>
+        <w:t xml:space="preserve">    overflow-wrap:anywhere</w:t>
+      </w:r>
+    </w:p>
+    <w:p>
+      <w:pPr>
+        <w:pStyle w:val="Code"/>
+      </w:pPr>
+      <w:r>
+        <w:t xml:space="preserve">}</w:t>
+      </w:r>
+    </w:p>
+    <w:p>
+      <w:pPr>
+        <w:pStyle w:val="Code"/>
+      </w:pPr>
+      <w:r>
+        <w:t xml:space="preserve">#error {</w:t>
+      </w:r>
+    </w:p>
+    <w:p>
+      <w:pPr>
+        <w:pStyle w:val="Code"/>
+      </w:pPr>
+      <w:r>
+        <w:t xml:space="preserve">    color:#a12828;</w:t>
+      </w:r>
+    </w:p>
+    <w:p>
+      <w:pPr>
+        <w:pStyle w:val="Code"/>
+      </w:pPr>
+      <w:r>
+        <w:t xml:space="preserve">    overflow-wrap:anywhere</w:t>
+      </w:r>
+    </w:p>
+    <w:p>
+      <w:pPr>
+        <w:pStyle w:val="Code"/>
+      </w:pPr>
+      <w:r>
+        <w:t xml:space="preserve">}</w:t>
+      </w:r>
+    </w:p>
+    <w:p>
+      <w:pPr>
+        <w:pStyle w:val="Code"/>
+      </w:pPr>
+      <w:r>
+        <w:t xml:space="preserve">input:focus,select:focus,button:focus {</w:t>
+      </w:r>
+    </w:p>
+    <w:p>
+      <w:pPr>
+        <w:pStyle w:val="Code"/>
+      </w:pPr>
+      <w:r>
+        <w:t xml:space="preserve">    outline:3px solid #d79a25;</w:t>
+      </w:r>
+    </w:p>
+    <w:p>
+      <w:pPr>
+        <w:pStyle w:val="Code"/>
+      </w:pPr>
+      <w:r>
+        <w:t xml:space="preserve">    outline-offset:3px</w:t>
+      </w:r>
+    </w:p>
+    <w:p>
+      <w:pPr>
+        <w:pStyle w:val="Code"/>
+      </w:pPr>
+      <w:r>
+        <w:t xml:space="preserve">}</w:t>
+      </w:r>
+    </w:p>
+    <w:p>
+      <w:pPr>
+        <w:pStyle w:val="Code"/>
+      </w:pPr>
+      <w:r>
+        <w:t xml:space="preserve">@media(min-width:900px) {</w:t>
+      </w:r>
+    </w:p>
+    <w:p>
+      <w:pPr>
+        <w:pStyle w:val="Code"/>
+      </w:pPr>
+      <w:r>
+        <w:t xml:space="preserve">    .workspace {</w:t>
+      </w:r>
+    </w:p>
+    <w:p>
+      <w:pPr>
+        <w:pStyle w:val="Code"/>
+      </w:pPr>
+      <w:r>
+        <w:t xml:space="preserve">        display:grid;</w:t>
+      </w:r>
+    </w:p>
+    <w:p>
+      <w:pPr>
+        <w:pStyle w:val="Code"/>
+      </w:pPr>
+      <w:r>
+        <w:t xml:space="preserve">        grid-template-columns:1fr 1.4fr;</w:t>
+      </w:r>
+    </w:p>
+    <w:p>
+      <w:pPr>
+        <w:pStyle w:val="Code"/>
+      </w:pPr>
+      <w:r>
+        <w:t xml:space="preserve">        gap:60px;</w:t>
+      </w:r>
+    </w:p>
+    <w:p>
+      <w:pPr>
+        <w:pStyle w:val="Code"/>
+      </w:pPr>
+      <w:r>
+        <w:t xml:space="preserve">        padding-top:100px</w:t>
+      </w:r>
+    </w:p>
+    <w:p>
+      <w:pPr>
+        <w:pStyle w:val="Code"/>
+      </w:pPr>
+      <w:r>
+        <w:t xml:space="preserve">    }</w:t>
+      </w:r>
+    </w:p>
+    <w:p>
+      <w:pPr>
+        <w:pStyle w:val="Code"/>
+      </w:pPr>
+      <w:r>
+        <w:t xml:space="preserve">    header {</w:t>
+      </w:r>
+    </w:p>
+    <w:p>
+      <w:pPr>
+        <w:pStyle w:val="Code"/>
+      </w:pPr>
+      <w:r>
+        <w:t xml:space="preserve">        border-bottom:0;</w:t>
+      </w:r>
+    </w:p>
+    <w:p>
+      <w:pPr>
+        <w:pStyle w:val="Code"/>
+      </w:pPr>
+      <w:r>
+        <w:t xml:space="preserve">        border-right:2px solid #203931;</w:t>
+      </w:r>
+    </w:p>
+    <w:p>
+      <w:pPr>
+        <w:pStyle w:val="Code"/>
+      </w:pPr>
+      <w:r>
+        <w:t xml:space="preserve">        padding-right:32px</w:t>
+      </w:r>
+    </w:p>
+    <w:p>
+      <w:pPr>
+        <w:pStyle w:val="Code"/>
+      </w:pPr>
+      <w:r>
+        <w:t xml:space="preserve">    }</w:t>
+      </w:r>
+    </w:p>
+    <w:p>
+      <w:pPr>
+        <w:pStyle w:val="Code"/>
+      </w:pPr>
+      <w:r>
+        <w:t xml:space="preserve">    .calculator-panel {</w:t>
+      </w:r>
+    </w:p>
+    <w:p>
+      <w:pPr>
+        <w:pStyle w:val="Code"/>
+      </w:pPr>
+      <w:r>
+        <w:t xml:space="preserve">        margin:0</w:t>
+      </w:r>
+    </w:p>
+    <w:p>
+      <w:pPr>
+        <w:pStyle w:val="Code"/>
+      </w:pPr>
+      <w:r>
+        <w:t xml:space="preserve">    }</w:t>
+      </w:r>
+    </w:p>
+    <w:p>
+      <w:pPr>
+        <w:pStyle w:val="Code"/>
+      </w:pPr>
+      <w:r>
+        <w:t xml:space="preserve">}</w:t>
+      </w:r>
+    </w:p>
+    <w:p>
+      <w:pPr>
+        <w:pStyle w:val="Code"/>
+      </w:pPr>
+      <w:r>
+        <w:t xml:space="preserve">@media(max-width:520px) {</w:t>
+      </w:r>
+    </w:p>
+    <w:p>
+      <w:pPr>
+        <w:pStyle w:val="Code"/>
+      </w:pPr>
+      <w:r>
+        <w:t xml:space="preserve">    .workspace {</w:t>
+      </w:r>
+    </w:p>
+    <w:p>
+      <w:pPr>
+        <w:pStyle w:val="Code"/>
+      </w:pPr>
+      <w:r>
+        <w:t xml:space="preserve">        padding:24px 18px</w:t>
+      </w:r>
+    </w:p>
+    <w:p>
+      <w:pPr>
+        <w:pStyle w:val="Code"/>
+      </w:pPr>
+      <w:r>
+        <w:t xml:space="preserve">    }</w:t>
+      </w:r>
+    </w:p>
+    <w:p>
+      <w:pPr>
+        <w:pStyle w:val="Code"/>
+      </w:pPr>
+      <w:r>
+        <w:t xml:space="preserve">    h1 {</w:t>
+      </w:r>
+    </w:p>
+    <w:p>
+      <w:pPr>
+        <w:pStyle w:val="Code"/>
+      </w:pPr>
+      <w:r>
+        <w:t xml:space="preserve">        font-size:42px</w:t>
+      </w:r>
+    </w:p>
+    <w:p>
+      <w:pPr>
+        <w:pStyle w:val="Code"/>
+      </w:pPr>
+      <w:r>
+        <w:t xml:space="preserve">    }</w:t>
+      </w:r>
+    </w:p>
+    <w:p>
+      <w:pPr>
+        <w:pStyle w:val="Code"/>
+      </w:pPr>
+      <w:r>
+        <w:t xml:space="preserve">    .operands {</w:t>
+      </w:r>
+    </w:p>
+    <w:p>
+      <w:pPr>
+        <w:pStyle w:val="Code"/>
+      </w:pPr>
+      <w:r>
+        <w:t xml:space="preserve">        flex-wrap:wrap</w:t>
+      </w:r>
+    </w:p>
+    <w:p>
+      <w:pPr>
+        <w:pStyle w:val="Code"/>
+      </w:pPr>
+      <w:r>
+        <w:t xml:space="preserve">    }</w:t>
+      </w:r>
+    </w:p>
+    <w:p>
+      <w:pPr>
+        <w:pStyle w:val="Code"/>
+      </w:pPr>
+      <w:r>
+        <w:t xml:space="preserve">    label {</w:t>
+      </w:r>
+    </w:p>
+    <w:p>
+      <w:pPr>
+        <w:pStyle w:val="Code"/>
+      </w:pPr>
+      <w:r>
+        <w:t xml:space="preserve">        flex:1 1 100%</w:t>
+      </w:r>
+    </w:p>
+    <w:p>
+      <w:pPr>
+        <w:pStyle w:val="Code"/>
+      </w:pPr>
+      <w:r>
+        <w:t xml:space="preserve">    }</w:t>
+      </w:r>
+    </w:p>
+    <w:p>
+      <w:pPr>
+        <w:pStyle w:val="Code"/>
+      </w:pPr>
+      <w:r>
+        <w:t xml:space="preserve">    .operation {</w:t>
+      </w:r>
+    </w:p>
+    <w:p>
+      <w:pPr>
+        <w:pStyle w:val="Code"/>
+      </w:pPr>
+      <w:r>
+        <w:t xml:space="preserve">        flex:1 1 100%</w:t>
+      </w:r>
+    </w:p>
+    <w:p>
+      <w:pPr>
+        <w:pStyle w:val="Code"/>
+      </w:pPr>
+      <w:r>
+        <w:t xml:space="preserve">    }</w:t>
+      </w:r>
+    </w:p>
+    <w:p>
+      <w:pPr>
+        <w:pStyle w:val="Code"/>
+      </w:pPr>
+      <w:r>
+        <w:t xml:space="preserve">    button {</w:t>
+      </w:r>
+    </w:p>
+    <w:p>
+      <w:pPr>
+        <w:pStyle w:val="Code"/>
+      </w:pPr>
+      <w:r>
+        <w:t xml:space="preserve">        width:100%</w:t>
+      </w:r>
+    </w:p>
+    <w:p>
+      <w:pPr>
+        <w:pStyle w:val="Code"/>
+      </w:pPr>
+      <w:r>
+        <w:t xml:space="preserve">    }</w:t>
+      </w:r>
+    </w:p>
+    <w:p>
+      <w:pPr>
+        <w:pStyle w:val="Code"/>
+      </w:pPr>
+      <w:r>
+        <w:t xml:space="preserve">}</w:t>
       </w:r>
     </w:p>
     <w:p>
@@ -3926,7 +4967,31 @@
         <w:pStyle w:val="Code"/>
       </w:pPr>
       <w:r>
-        <w:t xml:space="preserve">        theme: ThemeData(colorSchemeSeed: Colors.indigo, useMaterial3: true),</w:t>
+        <w:t xml:space="preserve">        theme: ThemeData(</w:t>
+      </w:r>
+    </w:p>
+    <w:p>
+      <w:pPr>
+        <w:pStyle w:val="Code"/>
+      </w:pPr>
+      <w:r>
+        <w:t xml:space="preserve">            colorSchemeSeed: const Color(0xff203931),</w:t>
+      </w:r>
+    </w:p>
+    <w:p>
+      <w:pPr>
+        <w:pStyle w:val="Code"/>
+      </w:pPr>
+      <w:r>
+        <w:t xml:space="preserve">            brightness: Brightness.light,</w:t>
+      </w:r>
+    </w:p>
+    <w:p>
+      <w:pPr>
+        <w:pStyle w:val="Code"/>
+      </w:pPr>
+      <w:r>
+        <w:t xml:space="preserve">            useMaterial3: true),</w:t>
       </w:r>
     </w:p>
     <w:p>
@@ -4674,15 +5739,15 @@
         <w:pStyle w:val="Code"/>
       </w:pPr>
       <w:r>
-        <w:t xml:space="preserve">  final first = TextEditingController(text: '12.5'),</w:t>
-      </w:r>
-    </w:p>
-    <w:p>
-      <w:pPr>
-        <w:pStyle w:val="Code"/>
-      </w:pPr>
-      <w:r>
-        <w:t xml:space="preserve">      second = TextEditingController(text: '2');</w:t>
+        <w:t xml:space="preserve">  final first = TextEditingController(text: '12.5');</w:t>
+      </w:r>
+    </w:p>
+    <w:p>
+      <w:pPr>
+        <w:pStyle w:val="Code"/>
+      </w:pPr>
+      <w:r>
+        <w:t xml:space="preserve">  final second = TextEditingController(text: '2');</w:t>
       </w:r>
     </w:p>
     <w:p>
@@ -4697,6 +5762,11 @@
       <w:pPr>
         <w:pStyle w:val="Code"/>
       </w:pPr>
+    </w:p>
+    <w:p>
+      <w:pPr>
+        <w:pStyle w:val="Code"/>
+      </w:pPr>
       <w:r>
         <w:t xml:space="preserve">  @override</w:t>
       </w:r>
@@ -4767,6 +5837,432 @@
         <w:pStyle w:val="Code"/>
       </w:pPr>
       <w:r>
+        <w:t xml:space="preserve">  Future&lt;void&gt; showConnection() =&gt; showModalBottomSheet&lt;void&gt;(</w:t>
+      </w:r>
+    </w:p>
+    <w:p>
+      <w:pPr>
+        <w:pStyle w:val="Code"/>
+      </w:pPr>
+      <w:r>
+        <w:t xml:space="preserve">        context: context,</w:t>
+      </w:r>
+    </w:p>
+    <w:p>
+      <w:pPr>
+        <w:pStyle w:val="Code"/>
+      </w:pPr>
+      <w:r>
+        <w:t xml:space="preserve">        isScrollControlled: true,</w:t>
+      </w:r>
+    </w:p>
+    <w:p>
+      <w:pPr>
+        <w:pStyle w:val="Code"/>
+      </w:pPr>
+      <w:r>
+        <w:t xml:space="preserve">        builder: (sheetContext) =&gt; AnimatedBuilder(</w:t>
+      </w:r>
+    </w:p>
+    <w:p>
+      <w:pPr>
+        <w:pStyle w:val="Code"/>
+      </w:pPr>
+      <w:r>
+        <w:t xml:space="preserve">          animation: controller,</w:t>
+      </w:r>
+    </w:p>
+    <w:p>
+      <w:pPr>
+        <w:pStyle w:val="Code"/>
+      </w:pPr>
+      <w:r>
+        <w:t xml:space="preserve">          builder: (context, _) =&gt; Padding(</w:t>
+      </w:r>
+    </w:p>
+    <w:p>
+      <w:pPr>
+        <w:pStyle w:val="Code"/>
+      </w:pPr>
+      <w:r>
+        <w:t xml:space="preserve">            padding: EdgeInsets.fromLTRB(</w:t>
+      </w:r>
+    </w:p>
+    <w:p>
+      <w:pPr>
+        <w:pStyle w:val="Code"/>
+      </w:pPr>
+      <w:r>
+        <w:t xml:space="preserve">                24, 24, 24, 24 + MediaQuery.of(context).viewInsets.bottom),</w:t>
+      </w:r>
+    </w:p>
+    <w:p>
+      <w:pPr>
+        <w:pStyle w:val="Code"/>
+      </w:pPr>
+      <w:r>
+        <w:t xml:space="preserve">            child: SingleChildScrollView(</w:t>
+      </w:r>
+    </w:p>
+    <w:p>
+      <w:pPr>
+        <w:pStyle w:val="Code"/>
+      </w:pPr>
+      <w:r>
+        <w:t xml:space="preserve">              child: Column(</w:t>
+      </w:r>
+    </w:p>
+    <w:p>
+      <w:pPr>
+        <w:pStyle w:val="Code"/>
+      </w:pPr>
+      <w:r>
+        <w:t xml:space="preserve">                mainAxisSize: MainAxisSize.min,</w:t>
+      </w:r>
+    </w:p>
+    <w:p>
+      <w:pPr>
+        <w:pStyle w:val="Code"/>
+      </w:pPr>
+      <w:r>
+        <w:t xml:space="preserve">                crossAxisAlignment: CrossAxisAlignment.stretch,</w:t>
+      </w:r>
+    </w:p>
+    <w:p>
+      <w:pPr>
+        <w:pStyle w:val="Code"/>
+      </w:pPr>
+      <w:r>
+        <w:t xml:space="preserve">                children: [</w:t>
+      </w:r>
+    </w:p>
+    <w:p>
+      <w:pPr>
+        <w:pStyle w:val="Code"/>
+      </w:pPr>
+      <w:r>
+        <w:t xml:space="preserve">                  const Text('Подключение', style: TextStyle(fontSize: 24)),</w:t>
+      </w:r>
+    </w:p>
+    <w:p>
+      <w:pPr>
+        <w:pStyle w:val="Code"/>
+      </w:pPr>
+      <w:r>
+        <w:t xml:space="preserve">                  const SizedBox(height: 20),</w:t>
+      </w:r>
+    </w:p>
+    <w:p>
+      <w:pPr>
+        <w:pStyle w:val="Code"/>
+      </w:pPr>
+      <w:r>
+        <w:t xml:space="preserve">                  TextField(</w:t>
+      </w:r>
+    </w:p>
+    <w:p>
+      <w:pPr>
+        <w:pStyle w:val="Code"/>
+      </w:pPr>
+      <w:r>
+        <w:t xml:space="preserve">                    controller: address,</w:t>
+      </w:r>
+    </w:p>
+    <w:p>
+      <w:pPr>
+        <w:pStyle w:val="Code"/>
+      </w:pPr>
+      <w:r>
+        <w:t xml:space="preserve">                    keyboardType: TextInputType.url,</w:t>
+      </w:r>
+    </w:p>
+    <w:p>
+      <w:pPr>
+        <w:pStyle w:val="Code"/>
+      </w:pPr>
+      <w:r>
+        <w:t xml:space="preserve">                    decoration:</w:t>
+      </w:r>
+    </w:p>
+    <w:p>
+      <w:pPr>
+        <w:pStyle w:val="Code"/>
+      </w:pPr>
+      <w:r>
+        <w:t xml:space="preserve">                        const InputDecoration(labelText: 'Адрес сервера'),</w:t>
+      </w:r>
+    </w:p>
+    <w:p>
+      <w:pPr>
+        <w:pStyle w:val="Code"/>
+      </w:pPr>
+      <w:r>
+        <w:t xml:space="preserve">                  ),</w:t>
+      </w:r>
+    </w:p>
+    <w:p>
+      <w:pPr>
+        <w:pStyle w:val="Code"/>
+      </w:pPr>
+      <w:r>
+        <w:t xml:space="preserve">                  const SizedBox(height: 20),</w:t>
+      </w:r>
+    </w:p>
+    <w:p>
+      <w:pPr>
+        <w:pStyle w:val="Code"/>
+      </w:pPr>
+      <w:r>
+        <w:t xml:space="preserve">                  FilledButton(</w:t>
+      </w:r>
+    </w:p>
+    <w:p>
+      <w:pPr>
+        <w:pStyle w:val="Code"/>
+      </w:pPr>
+      <w:r>
+        <w:t xml:space="preserve">                    onPressed: controller.connecting</w:t>
+      </w:r>
+    </w:p>
+    <w:p>
+      <w:pPr>
+        <w:pStyle w:val="Code"/>
+      </w:pPr>
+      <w:r>
+        <w:t xml:space="preserve">                        ? null</w:t>
+      </w:r>
+    </w:p>
+    <w:p>
+      <w:pPr>
+        <w:pStyle w:val="Code"/>
+      </w:pPr>
+      <w:r>
+        <w:t xml:space="preserve">                        : () =&gt; controller.connect(address.text),</w:t>
+      </w:r>
+    </w:p>
+    <w:p>
+      <w:pPr>
+        <w:pStyle w:val="Code"/>
+      </w:pPr>
+      <w:r>
+        <w:t xml:space="preserve">                    child: Text(controller.connecting</w:t>
+      </w:r>
+    </w:p>
+    <w:p>
+      <w:pPr>
+        <w:pStyle w:val="Code"/>
+      </w:pPr>
+      <w:r>
+        <w:t xml:space="preserve">                        ? 'Подключение…'</w:t>
+      </w:r>
+    </w:p>
+    <w:p>
+      <w:pPr>
+        <w:pStyle w:val="Code"/>
+      </w:pPr>
+      <w:r>
+        <w:t xml:space="preserve">                        : 'Подключиться'),</w:t>
+      </w:r>
+    </w:p>
+    <w:p>
+      <w:pPr>
+        <w:pStyle w:val="Code"/>
+      </w:pPr>
+      <w:r>
+        <w:t xml:space="preserve">                  ),</w:t>
+      </w:r>
+    </w:p>
+    <w:p>
+      <w:pPr>
+        <w:pStyle w:val="Code"/>
+      </w:pPr>
+      <w:r>
+        <w:t xml:space="preserve">                  const SizedBox(height: 12),</w:t>
+      </w:r>
+    </w:p>
+    <w:p>
+      <w:pPr>
+        <w:pStyle w:val="Code"/>
+      </w:pPr>
+      <w:r>
+        <w:t xml:space="preserve">                  OutlinedButton(</w:t>
+      </w:r>
+    </w:p>
+    <w:p>
+      <w:pPr>
+        <w:pStyle w:val="Code"/>
+      </w:pPr>
+      <w:r>
+        <w:t xml:space="preserve">                    onPressed:</w:t>
+      </w:r>
+    </w:p>
+    <w:p>
+      <w:pPr>
+        <w:pStyle w:val="Code"/>
+      </w:pPr>
+      <w:r>
+        <w:t xml:space="preserve">                        controller.connected ? controller.disconnect : null,</w:t>
+      </w:r>
+    </w:p>
+    <w:p>
+      <w:pPr>
+        <w:pStyle w:val="Code"/>
+      </w:pPr>
+      <w:r>
+        <w:t xml:space="preserve">                    child: const Text('Отключиться'),</w:t>
+      </w:r>
+    </w:p>
+    <w:p>
+      <w:pPr>
+        <w:pStyle w:val="Code"/>
+      </w:pPr>
+      <w:r>
+        <w:t xml:space="preserve">                  ),</w:t>
+      </w:r>
+    </w:p>
+    <w:p>
+      <w:pPr>
+        <w:pStyle w:val="Code"/>
+      </w:pPr>
+      <w:r>
+        <w:t xml:space="preserve">                  if (controller.error != null)</w:t>
+      </w:r>
+    </w:p>
+    <w:p>
+      <w:pPr>
+        <w:pStyle w:val="Code"/>
+      </w:pPr>
+      <w:r>
+        <w:t xml:space="preserve">                    Text(controller.error!,</w:t>
+      </w:r>
+    </w:p>
+    <w:p>
+      <w:pPr>
+        <w:pStyle w:val="Code"/>
+      </w:pPr>
+      <w:r>
+        <w:t xml:space="preserve">                        style: const TextStyle(color: Colors.red)),</w:t>
+      </w:r>
+    </w:p>
+    <w:p>
+      <w:pPr>
+        <w:pStyle w:val="Code"/>
+      </w:pPr>
+      <w:r>
+        <w:t xml:space="preserve">                ],</w:t>
+      </w:r>
+    </w:p>
+    <w:p>
+      <w:pPr>
+        <w:pStyle w:val="Code"/>
+      </w:pPr>
+      <w:r>
+        <w:t xml:space="preserve">              ),</w:t>
+      </w:r>
+    </w:p>
+    <w:p>
+      <w:pPr>
+        <w:pStyle w:val="Code"/>
+      </w:pPr>
+      <w:r>
+        <w:t xml:space="preserve">            ),</w:t>
+      </w:r>
+    </w:p>
+    <w:p>
+      <w:pPr>
+        <w:pStyle w:val="Code"/>
+      </w:pPr>
+      <w:r>
+        <w:t xml:space="preserve">          ),</w:t>
+      </w:r>
+    </w:p>
+    <w:p>
+      <w:pPr>
+        <w:pStyle w:val="Code"/>
+      </w:pPr>
+      <w:r>
+        <w:t xml:space="preserve">        ),</w:t>
+      </w:r>
+    </w:p>
+    <w:p>
+      <w:pPr>
+        <w:pStyle w:val="Code"/>
+      </w:pPr>
+      <w:r>
+        <w:t xml:space="preserve">      );</w:t>
+      </w:r>
+    </w:p>
+    <w:p>
+      <w:pPr>
+        <w:pStyle w:val="Code"/>
+      </w:pPr>
+    </w:p>
+    <w:p>
+      <w:pPr>
+        <w:pStyle w:val="Code"/>
+      </w:pPr>
+      <w:r>
+        <w:t xml:space="preserve">  Widget numberField(String label, TextEditingController input) =&gt; TextField(</w:t>
+      </w:r>
+    </w:p>
+    <w:p>
+      <w:pPr>
+        <w:pStyle w:val="Code"/>
+      </w:pPr>
+      <w:r>
+        <w:t xml:space="preserve">        controller: input,</w:t>
+      </w:r>
+    </w:p>
+    <w:p>
+      <w:pPr>
+        <w:pStyle w:val="Code"/>
+      </w:pPr>
+      <w:r>
+        <w:t xml:space="preserve">        keyboardType:</w:t>
+      </w:r>
+    </w:p>
+    <w:p>
+      <w:pPr>
+        <w:pStyle w:val="Code"/>
+      </w:pPr>
+      <w:r>
+        <w:t xml:space="preserve">            const TextInputType.numberWithOptions(decimal: true, signed: true),</w:t>
+      </w:r>
+    </w:p>
+    <w:p>
+      <w:pPr>
+        <w:pStyle w:val="Code"/>
+      </w:pPr>
+      <w:r>
+        <w:t xml:space="preserve">        style: const TextStyle(fontSize: 28),</w:t>
+      </w:r>
+    </w:p>
+    <w:p>
+      <w:pPr>
+        <w:pStyle w:val="Code"/>
+      </w:pPr>
+      <w:r>
+        <w:t xml:space="preserve">        decoration: InputDecoration(labelText: label, filled: true),</w:t>
+      </w:r>
+    </w:p>
+    <w:p>
+      <w:pPr>
+        <w:pStyle w:val="Code"/>
+      </w:pPr>
+      <w:r>
+        <w:t xml:space="preserve">      );</w:t>
+      </w:r>
+    </w:p>
+    <w:p>
+      <w:pPr>
+        <w:pStyle w:val="Code"/>
+      </w:pPr>
+    </w:p>
+    <w:p>
+      <w:pPr>
+        <w:pStyle w:val="Code"/>
+      </w:pPr>
+      <w:r>
         <w:t xml:space="preserve">  @override</w:t>
       </w:r>
     </w:p>
@@ -4775,615 +6271,887 @@
         <w:pStyle w:val="Code"/>
       </w:pPr>
       <w:r>
-        <w:t xml:space="preserve">  Widget build(BuildContext context) =&gt; Scaffold(</w:t>
-      </w:r>
-    </w:p>
-    <w:p>
-      <w:pPr>
-        <w:pStyle w:val="Code"/>
-      </w:pPr>
-      <w:r>
-        <w:t xml:space="preserve">        appBar: AppBar(title: const Text('Калькулятор')),</w:t>
-      </w:r>
-    </w:p>
-    <w:p>
-      <w:pPr>
-        <w:pStyle w:val="Code"/>
-      </w:pPr>
-      <w:r>
-        <w:t xml:space="preserve">        body: AnimatedBuilder(</w:t>
-      </w:r>
-    </w:p>
-    <w:p>
-      <w:pPr>
-        <w:pStyle w:val="Code"/>
-      </w:pPr>
-      <w:r>
-        <w:t xml:space="preserve">            animation: controller,</w:t>
-      </w:r>
-    </w:p>
-    <w:p>
-      <w:pPr>
-        <w:pStyle w:val="Code"/>
-      </w:pPr>
-      <w:r>
-        <w:t xml:space="preserve">            builder: (context, _) =&gt; SingleChildScrollView(</w:t>
-      </w:r>
-    </w:p>
-    <w:p>
-      <w:pPr>
-        <w:pStyle w:val="Code"/>
-      </w:pPr>
-      <w:r>
-        <w:t xml:space="preserve">                  padding: const EdgeInsets.all(20),</w:t>
-      </w:r>
-    </w:p>
-    <w:p>
-      <w:pPr>
-        <w:pStyle w:val="Code"/>
-      </w:pPr>
-      <w:r>
-        <w:t xml:space="preserve">                  child: Column(</w:t>
-      </w:r>
-    </w:p>
-    <w:p>
-      <w:pPr>
-        <w:pStyle w:val="Code"/>
-      </w:pPr>
-      <w:r>
-        <w:t xml:space="preserve">                      crossAxisAlignment: CrossAxisAlignment.stretch,</w:t>
-      </w:r>
-    </w:p>
-    <w:p>
-      <w:pPr>
-        <w:pStyle w:val="Code"/>
-      </w:pPr>
-      <w:r>
-        <w:t xml:space="preserve">                      children: [</w:t>
-      </w:r>
-    </w:p>
-    <w:p>
-      <w:pPr>
-        <w:pStyle w:val="Code"/>
-      </w:pPr>
-      <w:r>
-        <w:t xml:space="preserve">                        TextField(</w:t>
-      </w:r>
-    </w:p>
-    <w:p>
-      <w:pPr>
-        <w:pStyle w:val="Code"/>
-      </w:pPr>
-      <w:r>
-        <w:t xml:space="preserve">                            controller: address,</w:t>
-      </w:r>
-    </w:p>
-    <w:p>
-      <w:pPr>
-        <w:pStyle w:val="Code"/>
-      </w:pPr>
-      <w:r>
-        <w:t xml:space="preserve">                            decoration: const InputDecoration(</w:t>
-      </w:r>
-    </w:p>
-    <w:p>
-      <w:pPr>
-        <w:pStyle w:val="Code"/>
-      </w:pPr>
-      <w:r>
-        <w:t xml:space="preserve">                                labelText: 'WebSocket сервера')),</w:t>
-      </w:r>
-    </w:p>
-    <w:p>
-      <w:pPr>
-        <w:pStyle w:val="Code"/>
-      </w:pPr>
-      <w:r>
-        <w:t xml:space="preserve">                        const SizedBox(height: 16),</w:t>
-      </w:r>
-    </w:p>
-    <w:p>
-      <w:pPr>
-        <w:pStyle w:val="Code"/>
-      </w:pPr>
-      <w:r>
-        <w:t xml:space="preserve">                        FilledButton(</w:t>
-      </w:r>
-    </w:p>
-    <w:p>
-      <w:pPr>
-        <w:pStyle w:val="Code"/>
-      </w:pPr>
-      <w:r>
-        <w:t xml:space="preserve">                            onPressed: controller.connecting</w:t>
-      </w:r>
-    </w:p>
-    <w:p>
-      <w:pPr>
-        <w:pStyle w:val="Code"/>
-      </w:pPr>
-      <w:r>
-        <w:t xml:space="preserve">                                ? null</w:t>
-      </w:r>
-    </w:p>
-    <w:p>
-      <w:pPr>
-        <w:pStyle w:val="Code"/>
-      </w:pPr>
-      <w:r>
-        <w:t xml:space="preserve">                                : () =&gt; controller.connect(address.text),</w:t>
-      </w:r>
-    </w:p>
-    <w:p>
-      <w:pPr>
-        <w:pStyle w:val="Code"/>
-      </w:pPr>
-      <w:r>
-        <w:t xml:space="preserve">                            child: Text(controller.connecting</w:t>
-      </w:r>
-    </w:p>
-    <w:p>
-      <w:pPr>
-        <w:pStyle w:val="Code"/>
-      </w:pPr>
-      <w:r>
-        <w:t xml:space="preserve">                                ? 'Подключение…'</w:t>
-      </w:r>
-    </w:p>
-    <w:p>
-      <w:pPr>
-        <w:pStyle w:val="Code"/>
-      </w:pPr>
-      <w:r>
-        <w:t xml:space="preserve">                                : 'Подключиться')),</w:t>
-      </w:r>
-    </w:p>
-    <w:p>
-      <w:pPr>
-        <w:pStyle w:val="Code"/>
-      </w:pPr>
-      <w:r>
-        <w:t xml:space="preserve">                        OutlinedButton(</w:t>
-      </w:r>
-    </w:p>
-    <w:p>
-      <w:pPr>
-        <w:pStyle w:val="Code"/>
-      </w:pPr>
-      <w:r>
-        <w:t xml:space="preserve">                            onPressed: controller.connected</w:t>
-      </w:r>
-    </w:p>
-    <w:p>
-      <w:pPr>
-        <w:pStyle w:val="Code"/>
-      </w:pPr>
-      <w:r>
-        <w:t xml:space="preserve">                                ? controller.disconnect</w:t>
-      </w:r>
-    </w:p>
-    <w:p>
-      <w:pPr>
-        <w:pStyle w:val="Code"/>
-      </w:pPr>
-      <w:r>
-        <w:t xml:space="preserve">                                : null,</w:t>
-      </w:r>
-    </w:p>
-    <w:p>
-      <w:pPr>
-        <w:pStyle w:val="Code"/>
-      </w:pPr>
-      <w:r>
-        <w:t xml:space="preserve">                            child: const Text('Отключиться')),</w:t>
-      </w:r>
-    </w:p>
-    <w:p>
-      <w:pPr>
-        <w:pStyle w:val="Code"/>
-      </w:pPr>
-      <w:r>
-        <w:t xml:space="preserve">                        Text(controller.connected</w:t>
-      </w:r>
-    </w:p>
-    <w:p>
-      <w:pPr>
-        <w:pStyle w:val="Code"/>
-      </w:pPr>
-      <w:r>
-        <w:t xml:space="preserve">                            ? 'Подключено'</w:t>
-      </w:r>
-    </w:p>
-    <w:p>
-      <w:pPr>
-        <w:pStyle w:val="Code"/>
-      </w:pPr>
-      <w:r>
-        <w:t xml:space="preserve">                            : 'Нет соединения'),</w:t>
-      </w:r>
-    </w:p>
-    <w:p>
-      <w:pPr>
-        <w:pStyle w:val="Code"/>
-      </w:pPr>
-      <w:r>
-        <w:t xml:space="preserve">                        const SizedBox(height: 24),</w:t>
-      </w:r>
-    </w:p>
-    <w:p>
-      <w:pPr>
-        <w:pStyle w:val="Code"/>
-      </w:pPr>
-      <w:r>
-        <w:t xml:space="preserve">                        TextField(</w:t>
-      </w:r>
-    </w:p>
-    <w:p>
-      <w:pPr>
-        <w:pStyle w:val="Code"/>
-      </w:pPr>
-      <w:r>
-        <w:t xml:space="preserve">                            controller: first,</w:t>
-      </w:r>
-    </w:p>
-    <w:p>
-      <w:pPr>
-        <w:pStyle w:val="Code"/>
-      </w:pPr>
-      <w:r>
-        <w:t xml:space="preserve">                            keyboardType: const TextInputType.numberWithOptions(</w:t>
-      </w:r>
-    </w:p>
-    <w:p>
-      <w:pPr>
-        <w:pStyle w:val="Code"/>
-      </w:pPr>
-      <w:r>
-        <w:t xml:space="preserve">                                decimal: true, signed: true),</w:t>
-      </w:r>
-    </w:p>
-    <w:p>
-      <w:pPr>
-        <w:pStyle w:val="Code"/>
-      </w:pPr>
-      <w:r>
-        <w:t xml:space="preserve">                            decoration: const InputDecoration(</w:t>
-      </w:r>
-    </w:p>
-    <w:p>
-      <w:pPr>
-        <w:pStyle w:val="Code"/>
-      </w:pPr>
-      <w:r>
-        <w:t xml:space="preserve">                                labelText: 'Первое число')),</w:t>
-      </w:r>
-    </w:p>
-    <w:p>
-      <w:pPr>
-        <w:pStyle w:val="Code"/>
-      </w:pPr>
-      <w:r>
-        <w:t xml:space="preserve">                        const SizedBox(height: 12),</w:t>
-      </w:r>
-    </w:p>
-    <w:p>
-      <w:pPr>
-        <w:pStyle w:val="Code"/>
-      </w:pPr>
-      <w:r>
-        <w:t xml:space="preserve">                        DropdownButton&lt;String&gt;(</w:t>
-      </w:r>
-    </w:p>
-    <w:p>
-      <w:pPr>
-        <w:pStyle w:val="Code"/>
-      </w:pPr>
-      <w:r>
-        <w:t xml:space="preserve">                            value: operation,</w:t>
-      </w:r>
-    </w:p>
-    <w:p>
-      <w:pPr>
-        <w:pStyle w:val="Code"/>
-      </w:pPr>
-      <w:r>
-        <w:t xml:space="preserve">                            isExpanded: true,</w:t>
-      </w:r>
-    </w:p>
-    <w:p>
-      <w:pPr>
-        <w:pStyle w:val="Code"/>
-      </w:pPr>
-      <w:r>
-        <w:t xml:space="preserve">                            items: ['+', '-', '*', '/']</w:t>
-      </w:r>
-    </w:p>
-    <w:p>
-      <w:pPr>
-        <w:pStyle w:val="Code"/>
-      </w:pPr>
-      <w:r>
-        <w:t xml:space="preserve">                                .map((op) =&gt; DropdownMenuItem(</w:t>
-      </w:r>
-    </w:p>
-    <w:p>
-      <w:pPr>
-        <w:pStyle w:val="Code"/>
-      </w:pPr>
-      <w:r>
-        <w:t xml:space="preserve">                                    value: op, child: Text(op)))</w:t>
-      </w:r>
-    </w:p>
-    <w:p>
-      <w:pPr>
-        <w:pStyle w:val="Code"/>
-      </w:pPr>
-      <w:r>
-        <w:t xml:space="preserve">                                .toList(),</w:t>
-      </w:r>
-    </w:p>
-    <w:p>
-      <w:pPr>
-        <w:pStyle w:val="Code"/>
-      </w:pPr>
-      <w:r>
-        <w:t xml:space="preserve">                            onChanged: controller.waiting</w:t>
-      </w:r>
-    </w:p>
-    <w:p>
-      <w:pPr>
-        <w:pStyle w:val="Code"/>
-      </w:pPr>
-      <w:r>
-        <w:t xml:space="preserve">                                ? null</w:t>
-      </w:r>
-    </w:p>
-    <w:p>
-      <w:pPr>
-        <w:pStyle w:val="Code"/>
-      </w:pPr>
-      <w:r>
-        <w:t xml:space="preserve">                                : (value) =&gt;</w:t>
-      </w:r>
-    </w:p>
-    <w:p>
-      <w:pPr>
-        <w:pStyle w:val="Code"/>
-      </w:pPr>
-      <w:r>
-        <w:t xml:space="preserve">                                    setState(() =&gt; operation = value!)),</w:t>
-      </w:r>
-    </w:p>
-    <w:p>
-      <w:pPr>
-        <w:pStyle w:val="Code"/>
-      </w:pPr>
-      <w:r>
-        <w:t xml:space="preserve">                        TextField(</w:t>
-      </w:r>
-    </w:p>
-    <w:p>
-      <w:pPr>
-        <w:pStyle w:val="Code"/>
-      </w:pPr>
-      <w:r>
-        <w:t xml:space="preserve">                            controller: second,</w:t>
-      </w:r>
-    </w:p>
-    <w:p>
-      <w:pPr>
-        <w:pStyle w:val="Code"/>
-      </w:pPr>
-      <w:r>
-        <w:t xml:space="preserve">                            keyboardType: const TextInputType.numberWithOptions(</w:t>
-      </w:r>
-    </w:p>
-    <w:p>
-      <w:pPr>
-        <w:pStyle w:val="Code"/>
-      </w:pPr>
-      <w:r>
-        <w:t xml:space="preserve">                                decimal: true, signed: true),</w:t>
-      </w:r>
-    </w:p>
-    <w:p>
-      <w:pPr>
-        <w:pStyle w:val="Code"/>
-      </w:pPr>
-      <w:r>
-        <w:t xml:space="preserve">                            decoration: const InputDecoration(</w:t>
-      </w:r>
-    </w:p>
-    <w:p>
-      <w:pPr>
-        <w:pStyle w:val="Code"/>
-      </w:pPr>
-      <w:r>
-        <w:t xml:space="preserve">                                labelText: 'Второе число')),</w:t>
-      </w:r>
-    </w:p>
-    <w:p>
-      <w:pPr>
-        <w:pStyle w:val="Code"/>
-      </w:pPr>
-      <w:r>
-        <w:t xml:space="preserve">                        const SizedBox(height: 20),</w:t>
-      </w:r>
-    </w:p>
-    <w:p>
-      <w:pPr>
-        <w:pStyle w:val="Code"/>
-      </w:pPr>
-      <w:r>
-        <w:t xml:space="preserve">                        FilledButton(</w:t>
-      </w:r>
-    </w:p>
-    <w:p>
-      <w:pPr>
-        <w:pStyle w:val="Code"/>
-      </w:pPr>
-      <w:r>
-        <w:t xml:space="preserve">                            onPressed:</w:t>
-      </w:r>
-    </w:p>
-    <w:p>
-      <w:pPr>
-        <w:pStyle w:val="Code"/>
-      </w:pPr>
-      <w:r>
-        <w:t xml:space="preserve">                                controller.connected &amp;&amp; !controller.waiting</w:t>
-      </w:r>
-    </w:p>
-    <w:p>
-      <w:pPr>
-        <w:pStyle w:val="Code"/>
-      </w:pPr>
-      <w:r>
-        <w:t xml:space="preserve">                                    ? () =&gt; controller.calculate(</w:t>
-      </w:r>
-    </w:p>
-    <w:p>
-      <w:pPr>
-        <w:pStyle w:val="Code"/>
-      </w:pPr>
-      <w:r>
-        <w:t xml:space="preserve">                                        first.text, second.text, operation)</w:t>
-      </w:r>
-    </w:p>
-    <w:p>
-      <w:pPr>
-        <w:pStyle w:val="Code"/>
-      </w:pPr>
-      <w:r>
-        <w:t xml:space="preserve">                                    : null,</w:t>
-      </w:r>
-    </w:p>
-    <w:p>
-      <w:pPr>
-        <w:pStyle w:val="Code"/>
-      </w:pPr>
-      <w:r>
-        <w:t xml:space="preserve">                            child: const Text('Вычислить')),</w:t>
-      </w:r>
-    </w:p>
-    <w:p>
-      <w:pPr>
-        <w:pStyle w:val="Code"/>
-      </w:pPr>
-      <w:r>
-        <w:t xml:space="preserve">                        if (controller.waiting) const LinearProgressIndicator(),</w:t>
-      </w:r>
-    </w:p>
-    <w:p>
-      <w:pPr>
-        <w:pStyle w:val="Code"/>
-      </w:pPr>
-      <w:r>
-        <w:t xml:space="preserve">                        if (controller.error != null)</w:t>
-      </w:r>
-    </w:p>
-    <w:p>
-      <w:pPr>
-        <w:pStyle w:val="Code"/>
-      </w:pPr>
-      <w:r>
-        <w:t xml:space="preserve">                          Padding(</w:t>
-      </w:r>
-    </w:p>
-    <w:p>
-      <w:pPr>
-        <w:pStyle w:val="Code"/>
-      </w:pPr>
-      <w:r>
-        <w:t xml:space="preserve">                              padding: const EdgeInsets.symmetric(vertical: 12),</w:t>
-      </w:r>
-    </w:p>
-    <w:p>
-      <w:pPr>
-        <w:pStyle w:val="Code"/>
-      </w:pPr>
-      <w:r>
-        <w:t xml:space="preserve">                              child: Text(controller.error!,</w:t>
-      </w:r>
-    </w:p>
-    <w:p>
-      <w:pPr>
-        <w:pStyle w:val="Code"/>
-      </w:pPr>
-      <w:r>
-        <w:t xml:space="preserve">                                  style: const TextStyle(color: Colors.red))),</w:t>
-      </w:r>
-    </w:p>
-    <w:p>
-      <w:pPr>
-        <w:pStyle w:val="Code"/>
-      </w:pPr>
-      <w:r>
-        <w:t xml:space="preserve">                        const SizedBox(height: 20),</w:t>
-      </w:r>
-    </w:p>
-    <w:p>
-      <w:pPr>
-        <w:pStyle w:val="Code"/>
-      </w:pPr>
-      <w:r>
-        <w:t xml:space="preserve">                        const Text('Последние вычисления',</w:t>
-      </w:r>
-    </w:p>
-    <w:p>
-      <w:pPr>
-        <w:pStyle w:val="Code"/>
-      </w:pPr>
-      <w:r>
-        <w:t xml:space="preserve">                            style: TextStyle(fontSize: 22)),</w:t>
-      </w:r>
-    </w:p>
-    <w:p>
-      <w:pPr>
-        <w:pStyle w:val="Code"/>
-      </w:pPr>
-      <w:r>
-        <w:t xml:space="preserve">                        for (final result in controller.history)</w:t>
-      </w:r>
-    </w:p>
-    <w:p>
-      <w:pPr>
-        <w:pStyle w:val="Code"/>
-      </w:pPr>
-      <w:r>
-        <w:t xml:space="preserve">                          Padding(</w:t>
-      </w:r>
-    </w:p>
-    <w:p>
-      <w:pPr>
-        <w:pStyle w:val="Code"/>
-      </w:pPr>
-      <w:r>
-        <w:t xml:space="preserve">                              padding: const EdgeInsets.symmetric(vertical: 8),</w:t>
-      </w:r>
-    </w:p>
-    <w:p>
-      <w:pPr>
-        <w:pStyle w:val="Code"/>
-      </w:pPr>
-      <w:r>
-        <w:t xml:space="preserve">                              child: Text(result.toString())),</w:t>
-      </w:r>
-    </w:p>
-    <w:p>
-      <w:pPr>
-        <w:pStyle w:val="Code"/>
-      </w:pPr>
-      <w:r>
-        <w:t xml:space="preserve">                      ]),</w:t>
-      </w:r>
-    </w:p>
-    <w:p>
-      <w:pPr>
-        <w:pStyle w:val="Code"/>
-      </w:pPr>
-      <w:r>
-        <w:t xml:space="preserve">                )),</w:t>
+        <w:t xml:space="preserve">  Widget build(BuildContext context) =&gt; AnimatedBuilder(</w:t>
+      </w:r>
+    </w:p>
+    <w:p>
+      <w:pPr>
+        <w:pStyle w:val="Code"/>
+      </w:pPr>
+      <w:r>
+        <w:t xml:space="preserve">        animation: controller,</w:t>
+      </w:r>
+    </w:p>
+    <w:p>
+      <w:pPr>
+        <w:pStyle w:val="Code"/>
+      </w:pPr>
+      <w:r>
+        <w:t xml:space="preserve">        builder: (context, _) =&gt; Scaffold(</w:t>
+      </w:r>
+    </w:p>
+    <w:p>
+      <w:pPr>
+        <w:pStyle w:val="Code"/>
+      </w:pPr>
+      <w:r>
+        <w:t xml:space="preserve">          backgroundColor: const Color(0xfff7f5ee),</w:t>
+      </w:r>
+    </w:p>
+    <w:p>
+      <w:pPr>
+        <w:pStyle w:val="Code"/>
+      </w:pPr>
+      <w:r>
+        <w:t xml:space="preserve">          appBar: AppBar(</w:t>
+      </w:r>
+    </w:p>
+    <w:p>
+      <w:pPr>
+        <w:pStyle w:val="Code"/>
+      </w:pPr>
+      <w:r>
+        <w:t xml:space="preserve">            backgroundColor: const Color(0xfff7f5ee),</w:t>
+      </w:r>
+    </w:p>
+    <w:p>
+      <w:pPr>
+        <w:pStyle w:val="Code"/>
+      </w:pPr>
+      <w:r>
+        <w:t xml:space="preserve">            title: const Text('Калькулятор'),</w:t>
+      </w:r>
+    </w:p>
+    <w:p>
+      <w:pPr>
+        <w:pStyle w:val="Code"/>
+      </w:pPr>
+      <w:r>
+        <w:t xml:space="preserve">            actions: [</w:t>
+      </w:r>
+    </w:p>
+    <w:p>
+      <w:pPr>
+        <w:pStyle w:val="Code"/>
+      </w:pPr>
+      <w:r>
+        <w:t xml:space="preserve">              IconButton(</w:t>
+      </w:r>
+    </w:p>
+    <w:p>
+      <w:pPr>
+        <w:pStyle w:val="Code"/>
+      </w:pPr>
+      <w:r>
+        <w:t xml:space="preserve">                tooltip: 'Подключение',</w:t>
+      </w:r>
+    </w:p>
+    <w:p>
+      <w:pPr>
+        <w:pStyle w:val="Code"/>
+      </w:pPr>
+      <w:r>
+        <w:t xml:space="preserve">                onPressed: showConnection,</w:t>
+      </w:r>
+    </w:p>
+    <w:p>
+      <w:pPr>
+        <w:pStyle w:val="Code"/>
+      </w:pPr>
+      <w:r>
+        <w:t xml:space="preserve">                icon: Icon(controller.connected ? Icons.wifi : Icons.wifi_off),</w:t>
+      </w:r>
+    </w:p>
+    <w:p>
+      <w:pPr>
+        <w:pStyle w:val="Code"/>
+      </w:pPr>
+      <w:r>
+        <w:t xml:space="preserve">              ),</w:t>
+      </w:r>
+    </w:p>
+    <w:p>
+      <w:pPr>
+        <w:pStyle w:val="Code"/>
+      </w:pPr>
+      <w:r>
+        <w:t xml:space="preserve">            ],</w:t>
+      </w:r>
+    </w:p>
+    <w:p>
+      <w:pPr>
+        <w:pStyle w:val="Code"/>
+      </w:pPr>
+      <w:r>
+        <w:t xml:space="preserve">          ),</w:t>
+      </w:r>
+    </w:p>
+    <w:p>
+      <w:pPr>
+        <w:pStyle w:val="Code"/>
+      </w:pPr>
+      <w:r>
+        <w:t xml:space="preserve">          body: ListView(</w:t>
+      </w:r>
+    </w:p>
+    <w:p>
+      <w:pPr>
+        <w:pStyle w:val="Code"/>
+      </w:pPr>
+      <w:r>
+        <w:t xml:space="preserve">            padding: const EdgeInsets.all(24),</w:t>
+      </w:r>
+    </w:p>
+    <w:p>
+      <w:pPr>
+        <w:pStyle w:val="Code"/>
+      </w:pPr>
+      <w:r>
+        <w:t xml:space="preserve">            children: [</w:t>
+      </w:r>
+    </w:p>
+    <w:p>
+      <w:pPr>
+        <w:pStyle w:val="Code"/>
+      </w:pPr>
+      <w:r>
+        <w:t xml:space="preserve">              const Text('СЧИТАЕМ ПО ПОРЯДКУ',</w:t>
+      </w:r>
+    </w:p>
+    <w:p>
+      <w:pPr>
+        <w:pStyle w:val="Code"/>
+      </w:pPr>
+      <w:r>
+        <w:t xml:space="preserve">                  style: TextStyle(letterSpacing: 2, fontSize: 12)),</w:t>
+      </w:r>
+    </w:p>
+    <w:p>
+      <w:pPr>
+        <w:pStyle w:val="Code"/>
+      </w:pPr>
+      <w:r>
+        <w:t xml:space="preserve">              const SizedBox(height: 16),</w:t>
+      </w:r>
+    </w:p>
+    <w:p>
+      <w:pPr>
+        <w:pStyle w:val="Code"/>
+      </w:pPr>
+      <w:r>
+        <w:t xml:space="preserve">              Container(</w:t>
+      </w:r>
+    </w:p>
+    <w:p>
+      <w:pPr>
+        <w:pStyle w:val="Code"/>
+      </w:pPr>
+      <w:r>
+        <w:t xml:space="preserve">                padding: const EdgeInsets.all(24),</w:t>
+      </w:r>
+    </w:p>
+    <w:p>
+      <w:pPr>
+        <w:pStyle w:val="Code"/>
+      </w:pPr>
+      <w:r>
+        <w:t xml:space="preserve">                decoration: const BoxDecoration(</w:t>
+      </w:r>
+    </w:p>
+    <w:p>
+      <w:pPr>
+        <w:pStyle w:val="Code"/>
+      </w:pPr>
+      <w:r>
+        <w:t xml:space="preserve">                  color: Color(0xff203931),</w:t>
+      </w:r>
+    </w:p>
+    <w:p>
+      <w:pPr>
+        <w:pStyle w:val="Code"/>
+      </w:pPr>
+      <w:r>
+        <w:t xml:space="preserve">                  borderRadius: BorderRadius.only(</w:t>
+      </w:r>
+    </w:p>
+    <w:p>
+      <w:pPr>
+        <w:pStyle w:val="Code"/>
+      </w:pPr>
+      <w:r>
+        <w:t xml:space="preserve">                      topRight: Radius.circular(32),</w:t>
+      </w:r>
+    </w:p>
+    <w:p>
+      <w:pPr>
+        <w:pStyle w:val="Code"/>
+      </w:pPr>
+      <w:r>
+        <w:t xml:space="preserve">                      bottomLeft: Radius.circular(32)),</w:t>
+      </w:r>
+    </w:p>
+    <w:p>
+      <w:pPr>
+        <w:pStyle w:val="Code"/>
+      </w:pPr>
+      <w:r>
+        <w:t xml:space="preserve">                ),</w:t>
+      </w:r>
+    </w:p>
+    <w:p>
+      <w:pPr>
+        <w:pStyle w:val="Code"/>
+      </w:pPr>
+      <w:r>
+        <w:t xml:space="preserve">                child: Column(</w:t>
+      </w:r>
+    </w:p>
+    <w:p>
+      <w:pPr>
+        <w:pStyle w:val="Code"/>
+      </w:pPr>
+      <w:r>
+        <w:t xml:space="preserve">                  crossAxisAlignment: CrossAxisAlignment.start,</w:t>
+      </w:r>
+    </w:p>
+    <w:p>
+      <w:pPr>
+        <w:pStyle w:val="Code"/>
+      </w:pPr>
+      <w:r>
+        <w:t xml:space="preserve">                  children: [</w:t>
+      </w:r>
+    </w:p>
+    <w:p>
+      <w:pPr>
+        <w:pStyle w:val="Code"/>
+      </w:pPr>
+      <w:r>
+        <w:t xml:space="preserve">                    const Text('Последний результат',</w:t>
+      </w:r>
+    </w:p>
+    <w:p>
+      <w:pPr>
+        <w:pStyle w:val="Code"/>
+      </w:pPr>
+      <w:r>
+        <w:t xml:space="preserve">                        style: TextStyle(color: Color(0xffc6d7c9))),</w:t>
+      </w:r>
+    </w:p>
+    <w:p>
+      <w:pPr>
+        <w:pStyle w:val="Code"/>
+      </w:pPr>
+      <w:r>
+        <w:t xml:space="preserve">                    const SizedBox(height: 12),</w:t>
+      </w:r>
+    </w:p>
+    <w:p>
+      <w:pPr>
+        <w:pStyle w:val="Code"/>
+      </w:pPr>
+      <w:r>
+        <w:t xml:space="preserve">                    Text(</w:t>
+      </w:r>
+    </w:p>
+    <w:p>
+      <w:pPr>
+        <w:pStyle w:val="Code"/>
+      </w:pPr>
+      <w:r>
+        <w:t xml:space="preserve">                      controller.history.isEmpty</w:t>
+      </w:r>
+    </w:p>
+    <w:p>
+      <w:pPr>
+        <w:pStyle w:val="Code"/>
+      </w:pPr>
+      <w:r>
+        <w:t xml:space="preserve">                          ? '—'</w:t>
+      </w:r>
+    </w:p>
+    <w:p>
+      <w:pPr>
+        <w:pStyle w:val="Code"/>
+      </w:pPr>
+      <w:r>
+        <w:t xml:space="preserve">                          : controller.history.first.toString(),</w:t>
+      </w:r>
+    </w:p>
+    <w:p>
+      <w:pPr>
+        <w:pStyle w:val="Code"/>
+      </w:pPr>
+      <w:r>
+        <w:t xml:space="preserve">                      style: const TextStyle(color: Colors.white, fontSize: 30),</w:t>
+      </w:r>
+    </w:p>
+    <w:p>
+      <w:pPr>
+        <w:pStyle w:val="Code"/>
+      </w:pPr>
+      <w:r>
+        <w:t xml:space="preserve">                    ),</w:t>
+      </w:r>
+    </w:p>
+    <w:p>
+      <w:pPr>
+        <w:pStyle w:val="Code"/>
+      </w:pPr>
+      <w:r>
+        <w:t xml:space="preserve">                    if (controller.waiting)</w:t>
+      </w:r>
+    </w:p>
+    <w:p>
+      <w:pPr>
+        <w:pStyle w:val="Code"/>
+      </w:pPr>
+      <w:r>
+        <w:t xml:space="preserve">                      const Padding(</w:t>
+      </w:r>
+    </w:p>
+    <w:p>
+      <w:pPr>
+        <w:pStyle w:val="Code"/>
+      </w:pPr>
+      <w:r>
+        <w:t xml:space="preserve">                        padding: EdgeInsets.only(top: 16),</w:t>
+      </w:r>
+    </w:p>
+    <w:p>
+      <w:pPr>
+        <w:pStyle w:val="Code"/>
+      </w:pPr>
+      <w:r>
+        <w:t xml:space="preserve">                        child: LinearProgressIndicator(),</w:t>
+      </w:r>
+    </w:p>
+    <w:p>
+      <w:pPr>
+        <w:pStyle w:val="Code"/>
+      </w:pPr>
+      <w:r>
+        <w:t xml:space="preserve">                      ),</w:t>
+      </w:r>
+    </w:p>
+    <w:p>
+      <w:pPr>
+        <w:pStyle w:val="Code"/>
+      </w:pPr>
+      <w:r>
+        <w:t xml:space="preserve">                  ],</w:t>
+      </w:r>
+    </w:p>
+    <w:p>
+      <w:pPr>
+        <w:pStyle w:val="Code"/>
+      </w:pPr>
+      <w:r>
+        <w:t xml:space="preserve">                ),</w:t>
+      </w:r>
+    </w:p>
+    <w:p>
+      <w:pPr>
+        <w:pStyle w:val="Code"/>
+      </w:pPr>
+      <w:r>
+        <w:t xml:space="preserve">              ),</w:t>
+      </w:r>
+    </w:p>
+    <w:p>
+      <w:pPr>
+        <w:pStyle w:val="Code"/>
+      </w:pPr>
+      <w:r>
+        <w:t xml:space="preserve">              const SizedBox(height: 28),</w:t>
+      </w:r>
+    </w:p>
+    <w:p>
+      <w:pPr>
+        <w:pStyle w:val="Code"/>
+      </w:pPr>
+      <w:r>
+        <w:t xml:space="preserve">              numberField('01 · Первое число', first),</w:t>
+      </w:r>
+    </w:p>
+    <w:p>
+      <w:pPr>
+        <w:pStyle w:val="Code"/>
+      </w:pPr>
+      <w:r>
+        <w:t xml:space="preserve">              const SizedBox(height: 16),</w:t>
+      </w:r>
+    </w:p>
+    <w:p>
+      <w:pPr>
+        <w:pStyle w:val="Code"/>
+      </w:pPr>
+      <w:r>
+        <w:t xml:space="preserve">              Row(</w:t>
+      </w:r>
+    </w:p>
+    <w:p>
+      <w:pPr>
+        <w:pStyle w:val="Code"/>
+      </w:pPr>
+      <w:r>
+        <w:t xml:space="preserve">                children: [</w:t>
+      </w:r>
+    </w:p>
+    <w:p>
+      <w:pPr>
+        <w:pStyle w:val="Code"/>
+      </w:pPr>
+      <w:r>
+        <w:t xml:space="preserve">                  for (final op in ['+', '-', '*', '/'])</w:t>
+      </w:r>
+    </w:p>
+    <w:p>
+      <w:pPr>
+        <w:pStyle w:val="Code"/>
+      </w:pPr>
+      <w:r>
+        <w:t xml:space="preserve">                    Expanded(</w:t>
+      </w:r>
+    </w:p>
+    <w:p>
+      <w:pPr>
+        <w:pStyle w:val="Code"/>
+      </w:pPr>
+      <w:r>
+        <w:t xml:space="preserve">                      child: Padding(</w:t>
+      </w:r>
+    </w:p>
+    <w:p>
+      <w:pPr>
+        <w:pStyle w:val="Code"/>
+      </w:pPr>
+      <w:r>
+        <w:t xml:space="preserve">                        padding: const EdgeInsets.symmetric(horizontal: 4),</w:t>
+      </w:r>
+    </w:p>
+    <w:p>
+      <w:pPr>
+        <w:pStyle w:val="Code"/>
+      </w:pPr>
+      <w:r>
+        <w:t xml:space="preserve">                        child: ChoiceChip(</w:t>
+      </w:r>
+    </w:p>
+    <w:p>
+      <w:pPr>
+        <w:pStyle w:val="Code"/>
+      </w:pPr>
+      <w:r>
+        <w:t xml:space="preserve">                          label: Center(</w:t>
+      </w:r>
+    </w:p>
+    <w:p>
+      <w:pPr>
+        <w:pStyle w:val="Code"/>
+      </w:pPr>
+      <w:r>
+        <w:t xml:space="preserve">                              child: Text(op,</w:t>
+      </w:r>
+    </w:p>
+    <w:p>
+      <w:pPr>
+        <w:pStyle w:val="Code"/>
+      </w:pPr>
+      <w:r>
+        <w:t xml:space="preserve">                                  style: const TextStyle(fontSize: 24))),</w:t>
+      </w:r>
+    </w:p>
+    <w:p>
+      <w:pPr>
+        <w:pStyle w:val="Code"/>
+      </w:pPr>
+      <w:r>
+        <w:t xml:space="preserve">                          showCheckmark: false,</w:t>
+      </w:r>
+    </w:p>
+    <w:p>
+      <w:pPr>
+        <w:pStyle w:val="Code"/>
+      </w:pPr>
+      <w:r>
+        <w:t xml:space="preserve">                          selected: operation == op,</w:t>
+      </w:r>
+    </w:p>
+    <w:p>
+      <w:pPr>
+        <w:pStyle w:val="Code"/>
+      </w:pPr>
+      <w:r>
+        <w:t xml:space="preserve">                          onSelected: controller.waiting</w:t>
+      </w:r>
+    </w:p>
+    <w:p>
+      <w:pPr>
+        <w:pStyle w:val="Code"/>
+      </w:pPr>
+      <w:r>
+        <w:t xml:space="preserve">                              ? null</w:t>
+      </w:r>
+    </w:p>
+    <w:p>
+      <w:pPr>
+        <w:pStyle w:val="Code"/>
+      </w:pPr>
+      <w:r>
+        <w:t xml:space="preserve">                              : (_) =&gt; setState(() =&gt; operation = op),</w:t>
+      </w:r>
+    </w:p>
+    <w:p>
+      <w:pPr>
+        <w:pStyle w:val="Code"/>
+      </w:pPr>
+      <w:r>
+        <w:t xml:space="preserve">                        ),</w:t>
+      </w:r>
+    </w:p>
+    <w:p>
+      <w:pPr>
+        <w:pStyle w:val="Code"/>
+      </w:pPr>
+      <w:r>
+        <w:t xml:space="preserve">                      ),</w:t>
+      </w:r>
+    </w:p>
+    <w:p>
+      <w:pPr>
+        <w:pStyle w:val="Code"/>
+      </w:pPr>
+      <w:r>
+        <w:t xml:space="preserve">                    ),</w:t>
+      </w:r>
+    </w:p>
+    <w:p>
+      <w:pPr>
+        <w:pStyle w:val="Code"/>
+      </w:pPr>
+      <w:r>
+        <w:t xml:space="preserve">                ],</w:t>
+      </w:r>
+    </w:p>
+    <w:p>
+      <w:pPr>
+        <w:pStyle w:val="Code"/>
+      </w:pPr>
+      <w:r>
+        <w:t xml:space="preserve">              ),</w:t>
+      </w:r>
+    </w:p>
+    <w:p>
+      <w:pPr>
+        <w:pStyle w:val="Code"/>
+      </w:pPr>
+      <w:r>
+        <w:t xml:space="preserve">              const SizedBox(height: 16),</w:t>
+      </w:r>
+    </w:p>
+    <w:p>
+      <w:pPr>
+        <w:pStyle w:val="Code"/>
+      </w:pPr>
+      <w:r>
+        <w:t xml:space="preserve">              numberField('02 · Второе число', second),</w:t>
+      </w:r>
+    </w:p>
+    <w:p>
+      <w:pPr>
+        <w:pStyle w:val="Code"/>
+      </w:pPr>
+      <w:r>
+        <w:t xml:space="preserve">              const SizedBox(height: 24),</w:t>
+      </w:r>
+    </w:p>
+    <w:p>
+      <w:pPr>
+        <w:pStyle w:val="Code"/>
+      </w:pPr>
+      <w:r>
+        <w:t xml:space="preserve">              FilledButton.icon(</w:t>
+      </w:r>
+    </w:p>
+    <w:p>
+      <w:pPr>
+        <w:pStyle w:val="Code"/>
+      </w:pPr>
+      <w:r>
+        <w:t xml:space="preserve">                onPressed: controller.connected &amp;&amp; !controller.waiting</w:t>
+      </w:r>
+    </w:p>
+    <w:p>
+      <w:pPr>
+        <w:pStyle w:val="Code"/>
+      </w:pPr>
+      <w:r>
+        <w:t xml:space="preserve">                    ? () =&gt;</w:t>
+      </w:r>
+    </w:p>
+    <w:p>
+      <w:pPr>
+        <w:pStyle w:val="Code"/>
+      </w:pPr>
+      <w:r>
+        <w:t xml:space="preserve">                        controller.calculate(first.text, second.text, operation)</w:t>
+      </w:r>
+    </w:p>
+    <w:p>
+      <w:pPr>
+        <w:pStyle w:val="Code"/>
+      </w:pPr>
+      <w:r>
+        <w:t xml:space="preserve">                    : null,</w:t>
+      </w:r>
+    </w:p>
+    <w:p>
+      <w:pPr>
+        <w:pStyle w:val="Code"/>
+      </w:pPr>
+      <w:r>
+        <w:t xml:space="preserve">                icon: const Icon(Icons.arrow_forward),</w:t>
+      </w:r>
+    </w:p>
+    <w:p>
+      <w:pPr>
+        <w:pStyle w:val="Code"/>
+      </w:pPr>
+      <w:r>
+        <w:t xml:space="preserve">                label: const Padding(</w:t>
+      </w:r>
+    </w:p>
+    <w:p>
+      <w:pPr>
+        <w:pStyle w:val="Code"/>
+      </w:pPr>
+      <w:r>
+        <w:t xml:space="preserve">                    padding: EdgeInsets.all(14),</w:t>
+      </w:r>
+    </w:p>
+    <w:p>
+      <w:pPr>
+        <w:pStyle w:val="Code"/>
+      </w:pPr>
+      <w:r>
+        <w:t xml:space="preserve">                    child: Text('Получить результат')),</w:t>
+      </w:r>
+    </w:p>
+    <w:p>
+      <w:pPr>
+        <w:pStyle w:val="Code"/>
+      </w:pPr>
+      <w:r>
+        <w:t xml:space="preserve">              ),</w:t>
+      </w:r>
+    </w:p>
+    <w:p>
+      <w:pPr>
+        <w:pStyle w:val="Code"/>
+      </w:pPr>
+      <w:r>
+        <w:t xml:space="preserve">              if (!controller.connected)</w:t>
+      </w:r>
+    </w:p>
+    <w:p>
+      <w:pPr>
+        <w:pStyle w:val="Code"/>
+      </w:pPr>
+      <w:r>
+        <w:t xml:space="preserve">                TextButton(</w:t>
+      </w:r>
+    </w:p>
+    <w:p>
+      <w:pPr>
+        <w:pStyle w:val="Code"/>
+      </w:pPr>
+      <w:r>
+        <w:t xml:space="preserve">                    onPressed: showConnection,</w:t>
+      </w:r>
+    </w:p>
+    <w:p>
+      <w:pPr>
+        <w:pStyle w:val="Code"/>
+      </w:pPr>
+      <w:r>
+        <w:t xml:space="preserve">                    child: const Text('Настроить подключение')),</w:t>
+      </w:r>
+    </w:p>
+    <w:p>
+      <w:pPr>
+        <w:pStyle w:val="Code"/>
+      </w:pPr>
+      <w:r>
+        <w:t xml:space="preserve">              if (controller.error != null)</w:t>
+      </w:r>
+    </w:p>
+    <w:p>
+      <w:pPr>
+        <w:pStyle w:val="Code"/>
+      </w:pPr>
+      <w:r>
+        <w:t xml:space="preserve">                Padding(</w:t>
+      </w:r>
+    </w:p>
+    <w:p>
+      <w:pPr>
+        <w:pStyle w:val="Code"/>
+      </w:pPr>
+      <w:r>
+        <w:t xml:space="preserve">                  padding: const EdgeInsets.symmetric(vertical: 12),</w:t>
+      </w:r>
+    </w:p>
+    <w:p>
+      <w:pPr>
+        <w:pStyle w:val="Code"/>
+      </w:pPr>
+      <w:r>
+        <w:t xml:space="preserve">                  child: Text(controller.error!,</w:t>
+      </w:r>
+    </w:p>
+    <w:p>
+      <w:pPr>
+        <w:pStyle w:val="Code"/>
+      </w:pPr>
+      <w:r>
+        <w:t xml:space="preserve">                      style: const TextStyle(color: Colors.red)),</w:t>
+      </w:r>
+    </w:p>
+    <w:p>
+      <w:pPr>
+        <w:pStyle w:val="Code"/>
+      </w:pPr>
+      <w:r>
+        <w:t xml:space="preserve">                ),</w:t>
+      </w:r>
+    </w:p>
+    <w:p>
+      <w:pPr>
+        <w:pStyle w:val="Code"/>
+      </w:pPr>
+      <w:r>
+        <w:t xml:space="preserve">              const SizedBox(height: 28),</w:t>
+      </w:r>
+    </w:p>
+    <w:p>
+      <w:pPr>
+        <w:pStyle w:val="Code"/>
+      </w:pPr>
+      <w:r>
+        <w:t xml:space="preserve">              const Text('Лента вычислений', style: TextStyle(fontSize: 22)),</w:t>
+      </w:r>
+    </w:p>
+    <w:p>
+      <w:pPr>
+        <w:pStyle w:val="Code"/>
+      </w:pPr>
+      <w:r>
+        <w:t xml:space="preserve">              if (controller.history.isEmpty)</w:t>
+      </w:r>
+    </w:p>
+    <w:p>
+      <w:pPr>
+        <w:pStyle w:val="Code"/>
+      </w:pPr>
+      <w:r>
+        <w:t xml:space="preserve">                const Padding(</w:t>
+      </w:r>
+    </w:p>
+    <w:p>
+      <w:pPr>
+        <w:pStyle w:val="Code"/>
+      </w:pPr>
+      <w:r>
+        <w:t xml:space="preserve">                  padding: EdgeInsets.symmetric(vertical: 16),</w:t>
+      </w:r>
+    </w:p>
+    <w:p>
+      <w:pPr>
+        <w:pStyle w:val="Code"/>
+      </w:pPr>
+      <w:r>
+        <w:t xml:space="preserve">                  child: Text('Здесь появятся ваши вычисления'),</w:t>
+      </w:r>
+    </w:p>
+    <w:p>
+      <w:pPr>
+        <w:pStyle w:val="Code"/>
+      </w:pPr>
+      <w:r>
+        <w:t xml:space="preserve">                ),</w:t>
+      </w:r>
+    </w:p>
+    <w:p>
+      <w:pPr>
+        <w:pStyle w:val="Code"/>
+      </w:pPr>
+      <w:r>
+        <w:t xml:space="preserve">              for (final result in controller.history)</w:t>
+      </w:r>
+    </w:p>
+    <w:p>
+      <w:pPr>
+        <w:pStyle w:val="Code"/>
+      </w:pPr>
+      <w:r>
+        <w:t xml:space="preserve">                ListTile(</w:t>
+      </w:r>
+    </w:p>
+    <w:p>
+      <w:pPr>
+        <w:pStyle w:val="Code"/>
+      </w:pPr>
+      <w:r>
+        <w:t xml:space="preserve">                  contentPadding: EdgeInsets.zero,</w:t>
+      </w:r>
+    </w:p>
+    <w:p>
+      <w:pPr>
+        <w:pStyle w:val="Code"/>
+      </w:pPr>
+      <w:r>
+        <w:t xml:space="preserve">                  leading: const Icon(Icons.history),</w:t>
+      </w:r>
+    </w:p>
+    <w:p>
+      <w:pPr>
+        <w:pStyle w:val="Code"/>
+      </w:pPr>
+      <w:r>
+        <w:t xml:space="preserve">                  title: Text(result.toString()),</w:t>
+      </w:r>
+    </w:p>
+    <w:p>
+      <w:pPr>
+        <w:pStyle w:val="Code"/>
+      </w:pPr>
+      <w:r>
+        <w:t xml:space="preserve">                ),</w:t>
+      </w:r>
+    </w:p>
+    <w:p>
+      <w:pPr>
+        <w:pStyle w:val="Code"/>
+      </w:pPr>
+      <w:r>
+        <w:t xml:space="preserve">            ],</w:t>
+      </w:r>
+    </w:p>
+    <w:p>
+      <w:pPr>
+        <w:pStyle w:val="Code"/>
+      </w:pPr>
+      <w:r>
+        <w:t xml:space="preserve">          ),</w:t>
+      </w:r>
+    </w:p>
+    <w:p>
+      <w:pPr>
+        <w:pStyle w:val="Code"/>
+      </w:pPr>
+      <w:r>
+        <w:t xml:space="preserve">        ),</w:t>
       </w:r>
     </w:p>
     <w:p>
@@ -5698,6 +7466,22 @@
       </w:pPr>
       <w:r>
         <w:t xml:space="preserve">Финальная обычная сборка с lib/main.dart установлена и запущена; Flutter engine и VM service подключились. Проверочный сценарий хранится отдельно. Адрес браузера: http://192.168.0.104:3100; WebSocket: ws://192.168.0.104:8100/ws/calculate. Полноценный разрыв сети/остановка сервера при активном мобильном запросе отдельно не воспроизводились: проверены ошибки протокола и явное отключение/переподключение.</w:t>
+      </w:r>
+    </w:p>
+    <w:p>
+      <w:pPr>
+        <w:pStyle w:val="Heading2"/>
+      </w:pPr>
+      <w:r>
+        <w:t xml:space="preserve">Новая компоновка · 26 октября 2026</w:t>
+      </w:r>
+    </w:p>
+    <w:p>
+      <w:pPr>
+        <w:pStyle w:val="Normal"/>
+      </w:pPr>
+      <w:r>
+        <w:t xml:space="preserve">Flutter: `flutter analyze --no-pub` — без замечаний; debug RPM для Авроры собран успешно, установлен через flutter run и запущен на телефоне (движок создан). Веб: идентификаторы формы и существующий HTTP-контракт сохранены. Проверка арифметики из предыдущих разделов относится к прежнему запуску; повторный полный CRUD/сетевой сценарий из-за изменения UI не выполнялся.</w:t>
       </w:r>
     </w:p>
     <w:p>
